--- a/exports/docx/FACTS_BASE.docx
+++ b/exports/docx/FACTS_BASE.docx
@@ -43,17 +43,15 @@
         <w:pStyle w:val="Title"/>
       </w:pPr>
       <w:r>
-        <w:t>VYTALIX — FACTS BASE (single source of truth for all workstreams)</w:t>
+        <w:t>The facts: what is true, what is a guess</w:t>
       </w:r>
     </w:p>
     <w:p>
       <w:r>
-        <w:t>Audit date: 7 September 2026. Every document in this repository must be consistent with this file.</w:t>
-      </w:r>
-    </w:p>
-    <w:p>
-      <w:r>
-        <w:t>Label every non-verified statement as ASSUMPTION, ESTIMATE, PROPOSED or TO VALIDATE. Never present a proposal as a fact.</w:t>
+        <w:rPr>
+          <w:b/>
+        </w:rPr>
+        <w:t>The rule book for everything else. If a document says something this file does not support, this file wins.</w:t>
       </w:r>
     </w:p>
     <w:p>
@@ -61,15 +59,7 @@
         <w:pStyle w:val="Heading2"/>
       </w:pPr>
       <w:r>
-        <w:t>1. What is VERIFIED (seen directly during the audit)</w:t>
-      </w:r>
-    </w:p>
-    <w:p>
-      <w:pPr>
-        <w:pStyle w:val="Heading3"/>
-      </w:pPr>
-      <w:r>
-        <w:t>Company / repository</w:t>
+        <w:t>In one minute</w:t>
       </w:r>
     </w:p>
     <w:p>
@@ -77,27 +67,7 @@
         <w:pStyle w:val="ListBullet"/>
       </w:pPr>
       <w:r>
-        <w:t xml:space="preserve">GitHub repository </w:t>
-      </w:r>
-      <w:r>
-        <w:rPr>
-          <w:rFonts w:ascii="Consolas" w:hAnsi="Consolas"/>
-          <w:sz w:val="18"/>
-        </w:rPr>
-        <w:t>elkelvinwilliams/Vitalyx</w:t>
-      </w:r>
-      <w:r>
-        <w:t xml:space="preserve"> contained ONE file before this build: </w:t>
-      </w:r>
-      <w:r>
-        <w:rPr>
-          <w:rFonts w:ascii="Consolas" w:hAnsi="Consolas"/>
-          <w:sz w:val="18"/>
-        </w:rPr>
-        <w:t>README.md</w:t>
-      </w:r>
-      <w:r>
-        <w:t xml:space="preserve"> with the single line "# Vitalyx". No code, no documents, no website, no brand assets. (VERIFIED)</w:t>
+        <w:t>This file separates what has been checked from what is a guess. Every other document must agree with it.</w:t>
       </w:r>
     </w:p>
     <w:p>
@@ -105,25 +75,7 @@
         <w:pStyle w:val="ListBullet"/>
       </w:pPr>
       <w:r>
-        <w:t xml:space="preserve">The founder's brief uses the spelling </w:t>
-      </w:r>
-      <w:r>
-        <w:rPr>
-          <w:b/>
-        </w:rPr>
-        <w:t>VYTALIX</w:t>
-      </w:r>
-      <w:r>
-        <w:t xml:space="preserve">; the repository uses </w:t>
-      </w:r>
-      <w:r>
-        <w:rPr>
-          <w:b/>
-        </w:rPr>
-        <w:t>Vitalyx</w:t>
-      </w:r>
-      <w:r>
-        <w:t>. Two spellings are in circulation. (VERIFIED)</w:t>
+        <w:t>Six things are proven to exist. Everything else is a plan.</w:t>
       </w:r>
     </w:p>
     <w:p>
@@ -131,25 +83,7 @@
         <w:pStyle w:val="ListBullet"/>
       </w:pPr>
       <w:r>
-        <w:t xml:space="preserve">No Companies House registration for "Vytalix" or "Vitalyx" was found via public search. Similar names that DO exist and create naming/trademark risk: VITALIX LTD (two UK companies, nos. 16813455 and 15155964), VITALX LTD, VYTAL(UK) LIMITED, plus </w:t>
-      </w:r>
-      <w:r>
-        <w:rPr>
-          <w:b/>
-        </w:rPr>
-        <w:t>Vytalyx Inc.</w:t>
-      </w:r>
-      <w:r>
-        <w:t xml:space="preserve"> (Austin, Texas, AI/blockchain health-tech, vytalyx.io) and </w:t>
-      </w:r>
-      <w:r>
-        <w:rPr>
-          <w:b/>
-        </w:rPr>
-        <w:t>Vytalize Health</w:t>
-      </w:r>
-      <w:r>
-        <w:t xml:space="preserve"> (New Jersey, value-based care). (VERIFIED via search results; Companies House pages could not be opened directly from this environment, so registration status of Vytalix itself is TO VALIDATE)</w:t>
+        <w:t>Twelve important things are unknown. They are listed so nobody pretends otherwise.</w:t>
       </w:r>
     </w:p>
     <w:p>
@@ -157,7 +91,7 @@
         <w:pStyle w:val="ListBullet"/>
       </w:pPr>
       <w:r>
-        <w:t>Founder email: elkelvinwilliams@gmail.com (the user). Founder name as it appears in the repo: Kelvin Williams (ASSUMPTION on the display name; confirm).</w:t>
+        <w:t>Twelve decisions have been taken to move forward. Each can be changed if you disagree.</w:t>
       </w:r>
     </w:p>
     <w:p>
@@ -165,24 +99,2508 @@
         <w:pStyle w:val="ListBullet"/>
       </w:pPr>
       <w:r>
-        <w:t xml:space="preserve">The founder also runs a separate venture, </w:t>
-      </w:r>
-      <w:r>
-        <w:rPr>
-          <w:b/>
-        </w:rPr>
-        <w:t>Kemek Enterprise Ltd</w:t>
-      </w:r>
-      <w:r>
-        <w:t xml:space="preserve"> (Company no. 16766198, property bridging / "Project Harwood Manor"), with an investor CRM of 128 property-finance targets built August 2026. This is NOT Vytalix material and must not be mixed into the Vytalix investor CRM. (VERIFIED from Drive)</w:t>
+        <w:t>Five sentences must never appear in anything you send out. They are at the bottom.</w:t>
       </w:r>
     </w:p>
     <w:p>
       <w:pPr>
-        <w:pStyle w:val="Heading3"/>
+        <w:pStyle w:val="Heading2"/>
       </w:pPr>
       <w:r>
-        <w:t>MaternaLink — what actually exists</w:t>
+        <w:t>What to do</w:t>
+      </w:r>
+    </w:p>
+    <w:tbl>
+      <w:tblPr>
+        <w:tblStyle w:val="LightGrid-Accent1"/>
+        <w:tblW w:type="auto" w:w="0"/>
+        <w:tblLook w:firstColumn="1" w:firstRow="1" w:lastColumn="0" w:lastRow="0" w:noHBand="0" w:noVBand="1" w:val="04A0"/>
+      </w:tblPr>
+      <w:tblGrid>
+        <w:gridCol w:w="3216"/>
+        <w:gridCol w:w="3216"/>
+        <w:gridCol w:w="3216"/>
+      </w:tblGrid>
+      <w:tr>
+        <w:tc>
+          <w:tcPr>
+            <w:tcW w:type="dxa" w:w="3216"/>
+          </w:tcPr>
+          <w:p>
+            <w:r>
+              <w:rPr>
+                <w:b/>
+                <w:sz w:val="17"/>
+              </w:rPr>
+            </w:r>
+            <w:r>
+              <w:rPr>
+                <w:b/>
+                <w:sz w:val="17"/>
+              </w:rPr>
+              <w:t>Action</w:t>
+            </w:r>
+          </w:p>
+        </w:tc>
+        <w:tc>
+          <w:tcPr>
+            <w:tcW w:type="dxa" w:w="3216"/>
+          </w:tcPr>
+          <w:p>
+            <w:r>
+              <w:rPr>
+                <w:b/>
+                <w:sz w:val="17"/>
+              </w:rPr>
+            </w:r>
+            <w:r>
+              <w:rPr>
+                <w:b/>
+                <w:sz w:val="17"/>
+              </w:rPr>
+              <w:t>Who</w:t>
+            </w:r>
+          </w:p>
+        </w:tc>
+        <w:tc>
+          <w:tcPr>
+            <w:tcW w:type="dxa" w:w="3216"/>
+          </w:tcPr>
+          <w:p>
+            <w:r>
+              <w:rPr>
+                <w:b/>
+                <w:sz w:val="17"/>
+              </w:rPr>
+            </w:r>
+            <w:r>
+              <w:rPr>
+                <w:b/>
+                <w:sz w:val="17"/>
+              </w:rPr>
+              <w:t>By when</w:t>
+            </w:r>
+          </w:p>
+        </w:tc>
+      </w:tr>
+      <w:tr>
+        <w:tc>
+          <w:tcPr>
+            <w:tcW w:type="dxa" w:w="3216"/>
+          </w:tcPr>
+          <w:p>
+            <w:r>
+              <w:rPr>
+                <w:b w:val="0"/>
+                <w:sz w:val="17"/>
+              </w:rPr>
+            </w:r>
+            <w:r>
+              <w:rPr>
+                <w:b w:val="0"/>
+                <w:sz w:val="17"/>
+              </w:rPr>
+              <w:t>Read the "not known" list and answer what you can</w:t>
+            </w:r>
+          </w:p>
+        </w:tc>
+        <w:tc>
+          <w:tcPr>
+            <w:tcW w:type="dxa" w:w="3216"/>
+          </w:tcPr>
+          <w:p>
+            <w:r>
+              <w:rPr>
+                <w:b w:val="0"/>
+                <w:sz w:val="17"/>
+              </w:rPr>
+            </w:r>
+            <w:r>
+              <w:rPr>
+                <w:b w:val="0"/>
+                <w:sz w:val="17"/>
+              </w:rPr>
+              <w:t>You</w:t>
+            </w:r>
+          </w:p>
+        </w:tc>
+        <w:tc>
+          <w:tcPr>
+            <w:tcW w:type="dxa" w:w="3216"/>
+          </w:tcPr>
+          <w:p>
+            <w:r>
+              <w:rPr>
+                <w:b w:val="0"/>
+                <w:sz w:val="17"/>
+              </w:rPr>
+            </w:r>
+            <w:r>
+              <w:rPr>
+                <w:b w:val="0"/>
+                <w:sz w:val="17"/>
+              </w:rPr>
+              <w:t>This week</w:t>
+            </w:r>
+          </w:p>
+        </w:tc>
+      </w:tr>
+      <w:tr>
+        <w:tc>
+          <w:tcPr>
+            <w:tcW w:type="dxa" w:w="3216"/>
+          </w:tcPr>
+          <w:p>
+            <w:r>
+              <w:rPr>
+                <w:b w:val="0"/>
+                <w:sz w:val="17"/>
+              </w:rPr>
+            </w:r>
+            <w:r>
+              <w:rPr>
+                <w:b w:val="0"/>
+                <w:sz w:val="17"/>
+              </w:rPr>
+              <w:t>Correct anything in the "proven" list that is wrong</w:t>
+            </w:r>
+          </w:p>
+        </w:tc>
+        <w:tc>
+          <w:tcPr>
+            <w:tcW w:type="dxa" w:w="3216"/>
+          </w:tcPr>
+          <w:p>
+            <w:r>
+              <w:rPr>
+                <w:b w:val="0"/>
+                <w:sz w:val="17"/>
+              </w:rPr>
+            </w:r>
+            <w:r>
+              <w:rPr>
+                <w:b w:val="0"/>
+                <w:sz w:val="17"/>
+              </w:rPr>
+              <w:t>You</w:t>
+            </w:r>
+          </w:p>
+        </w:tc>
+        <w:tc>
+          <w:tcPr>
+            <w:tcW w:type="dxa" w:w="3216"/>
+          </w:tcPr>
+          <w:p>
+            <w:r>
+              <w:rPr>
+                <w:b w:val="0"/>
+                <w:sz w:val="17"/>
+              </w:rPr>
+            </w:r>
+            <w:r>
+              <w:rPr>
+                <w:b w:val="0"/>
+                <w:sz w:val="17"/>
+              </w:rPr>
+              <w:t>This week</w:t>
+            </w:r>
+          </w:p>
+        </w:tc>
+      </w:tr>
+      <w:tr>
+        <w:tc>
+          <w:tcPr>
+            <w:tcW w:type="dxa" w:w="3216"/>
+          </w:tcPr>
+          <w:p>
+            <w:r>
+              <w:rPr>
+                <w:b w:val="0"/>
+                <w:sz w:val="17"/>
+              </w:rPr>
+            </w:r>
+            <w:r>
+              <w:rPr>
+                <w:b w:val="0"/>
+                <w:sz w:val="17"/>
+              </w:rPr>
+              <w:t>Update this file whenever something moves from guess to fact</w:t>
+            </w:r>
+          </w:p>
+        </w:tc>
+        <w:tc>
+          <w:tcPr>
+            <w:tcW w:type="dxa" w:w="3216"/>
+          </w:tcPr>
+          <w:p>
+            <w:r>
+              <w:rPr>
+                <w:b w:val="0"/>
+                <w:sz w:val="17"/>
+              </w:rPr>
+            </w:r>
+            <w:r>
+              <w:rPr>
+                <w:b w:val="0"/>
+                <w:sz w:val="17"/>
+              </w:rPr>
+              <w:t>You</w:t>
+            </w:r>
+          </w:p>
+        </w:tc>
+        <w:tc>
+          <w:tcPr>
+            <w:tcW w:type="dxa" w:w="3216"/>
+          </w:tcPr>
+          <w:p>
+            <w:r>
+              <w:rPr>
+                <w:b w:val="0"/>
+                <w:sz w:val="17"/>
+              </w:rPr>
+            </w:r>
+            <w:r>
+              <w:rPr>
+                <w:b w:val="0"/>
+                <w:sz w:val="17"/>
+              </w:rPr>
+              <w:t>Ongoing</w:t>
+            </w:r>
+          </w:p>
+        </w:tc>
+      </w:tr>
+    </w:tbl>
+    <w:p/>
+    <w:p>
+      <w:r>
+        <w:t>Checked on 7 and 8 September 2026.</w:t>
+      </w:r>
+    </w:p>
+    <w:p>
+      <w:pPr>
+        <w:pStyle w:val="Heading2"/>
+      </w:pPr>
+      <w:r>
+        <w:t>What is proven</w:t>
+      </w:r>
+    </w:p>
+    <w:tbl>
+      <w:tblPr>
+        <w:tblStyle w:val="LightGrid-Accent1"/>
+        <w:tblW w:type="auto" w:w="0"/>
+        <w:tblLook w:firstColumn="1" w:firstRow="1" w:lastColumn="0" w:lastRow="0" w:noHBand="0" w:noVBand="1" w:val="04A0"/>
+      </w:tblPr>
+      <w:tblGrid>
+        <w:gridCol w:w="3216"/>
+        <w:gridCol w:w="3216"/>
+        <w:gridCol w:w="3216"/>
+      </w:tblGrid>
+      <w:tr>
+        <w:tc>
+          <w:tcPr>
+            <w:tcW w:type="dxa" w:w="3216"/>
+          </w:tcPr>
+          <w:p>
+            <w:r>
+              <w:rPr>
+                <w:b/>
+                <w:sz w:val="17"/>
+              </w:rPr>
+            </w:r>
+            <w:r>
+              <w:rPr>
+                <w:b/>
+                <w:sz w:val="17"/>
+              </w:rPr>
+              <w:t>#</w:t>
+            </w:r>
+          </w:p>
+        </w:tc>
+        <w:tc>
+          <w:tcPr>
+            <w:tcW w:type="dxa" w:w="3216"/>
+          </w:tcPr>
+          <w:p>
+            <w:r>
+              <w:rPr>
+                <w:b/>
+                <w:sz w:val="17"/>
+              </w:rPr>
+            </w:r>
+            <w:r>
+              <w:rPr>
+                <w:b/>
+                <w:sz w:val="17"/>
+              </w:rPr>
+              <w:t>What</w:t>
+            </w:r>
+          </w:p>
+        </w:tc>
+        <w:tc>
+          <w:tcPr>
+            <w:tcW w:type="dxa" w:w="3216"/>
+          </w:tcPr>
+          <w:p>
+            <w:r>
+              <w:rPr>
+                <w:b/>
+                <w:sz w:val="17"/>
+              </w:rPr>
+            </w:r>
+            <w:r>
+              <w:rPr>
+                <w:b/>
+                <w:sz w:val="17"/>
+              </w:rPr>
+              <w:t>How we know</w:t>
+            </w:r>
+          </w:p>
+        </w:tc>
+      </w:tr>
+      <w:tr>
+        <w:tc>
+          <w:tcPr>
+            <w:tcW w:type="dxa" w:w="3216"/>
+          </w:tcPr>
+          <w:p>
+            <w:r>
+              <w:rPr>
+                <w:b w:val="0"/>
+                <w:sz w:val="17"/>
+              </w:rPr>
+            </w:r>
+            <w:r>
+              <w:rPr>
+                <w:b w:val="0"/>
+                <w:sz w:val="17"/>
+              </w:rPr>
+              <w:t>1</w:t>
+            </w:r>
+          </w:p>
+        </w:tc>
+        <w:tc>
+          <w:tcPr>
+            <w:tcW w:type="dxa" w:w="3216"/>
+          </w:tcPr>
+          <w:p>
+            <w:r>
+              <w:rPr>
+                <w:b w:val="0"/>
+                <w:sz w:val="17"/>
+              </w:rPr>
+            </w:r>
+            <w:r>
+              <w:rPr>
+                <w:b w:val="0"/>
+                <w:sz w:val="17"/>
+              </w:rPr>
+              <w:t>The code repository was empty. One file, one line of text</w:t>
+            </w:r>
+          </w:p>
+        </w:tc>
+        <w:tc>
+          <w:tcPr>
+            <w:tcW w:type="dxa" w:w="3216"/>
+          </w:tcPr>
+          <w:p>
+            <w:r>
+              <w:rPr>
+                <w:b w:val="0"/>
+                <w:sz w:val="17"/>
+              </w:rPr>
+            </w:r>
+            <w:r>
+              <w:rPr>
+                <w:b w:val="0"/>
+                <w:sz w:val="17"/>
+              </w:rPr>
+              <w:t>Seen directly</w:t>
+            </w:r>
+          </w:p>
+        </w:tc>
+      </w:tr>
+      <w:tr>
+        <w:tc>
+          <w:tcPr>
+            <w:tcW w:type="dxa" w:w="3216"/>
+          </w:tcPr>
+          <w:p>
+            <w:r>
+              <w:rPr>
+                <w:b w:val="0"/>
+                <w:sz w:val="17"/>
+              </w:rPr>
+            </w:r>
+            <w:r>
+              <w:rPr>
+                <w:b w:val="0"/>
+                <w:sz w:val="17"/>
+              </w:rPr>
+              <w:t>2</w:t>
+            </w:r>
+          </w:p>
+        </w:tc>
+        <w:tc>
+          <w:tcPr>
+            <w:tcW w:type="dxa" w:w="3216"/>
+          </w:tcPr>
+          <w:p>
+            <w:r>
+              <w:rPr>
+                <w:b w:val="0"/>
+                <w:sz w:val="17"/>
+              </w:rPr>
+            </w:r>
+            <w:r>
+              <w:rPr>
+                <w:b w:val="0"/>
+                <w:sz w:val="17"/>
+              </w:rPr>
+              <w:t>A logo exists: a heart with a circuit line, the word Vytalix, the line "Technology for Life", in blue #153892</w:t>
+            </w:r>
+          </w:p>
+        </w:tc>
+        <w:tc>
+          <w:tcPr>
+            <w:tcW w:type="dxa" w:w="3216"/>
+          </w:tcPr>
+          <w:p>
+            <w:r>
+              <w:rPr>
+                <w:b w:val="0"/>
+                <w:sz w:val="17"/>
+              </w:rPr>
+            </w:r>
+            <w:r>
+              <w:rPr>
+                <w:b w:val="0"/>
+                <w:sz w:val="17"/>
+              </w:rPr>
+              <w:t>You supplied the file</w:t>
+            </w:r>
+          </w:p>
+        </w:tc>
+      </w:tr>
+      <w:tr>
+        <w:tc>
+          <w:tcPr>
+            <w:tcW w:type="dxa" w:w="3216"/>
+          </w:tcPr>
+          <w:p>
+            <w:r>
+              <w:rPr>
+                <w:b w:val="0"/>
+                <w:sz w:val="17"/>
+              </w:rPr>
+            </w:r>
+            <w:r>
+              <w:rPr>
+                <w:b w:val="0"/>
+                <w:sz w:val="17"/>
+              </w:rPr>
+              <w:t>3</w:t>
+            </w:r>
+          </w:p>
+        </w:tc>
+        <w:tc>
+          <w:tcPr>
+            <w:tcW w:type="dxa" w:w="3216"/>
+          </w:tcPr>
+          <w:p>
+            <w:r>
+              <w:rPr>
+                <w:b w:val="0"/>
+                <w:sz w:val="17"/>
+              </w:rPr>
+            </w:r>
+            <w:r>
+              <w:rPr>
+                <w:b w:val="0"/>
+                <w:sz w:val="17"/>
+              </w:rPr>
+              <w:t>A slide deck from October 2025 proposes AI that predicts pre-eclampsia, sepsis, bleeding and blood clots. There is no data, no model, no clinician and no permission behind it</w:t>
+            </w:r>
+          </w:p>
+        </w:tc>
+        <w:tc>
+          <w:tcPr>
+            <w:tcW w:type="dxa" w:w="3216"/>
+          </w:tcPr>
+          <w:p>
+            <w:r>
+              <w:rPr>
+                <w:b w:val="0"/>
+                <w:sz w:val="17"/>
+              </w:rPr>
+            </w:r>
+            <w:r>
+              <w:rPr>
+                <w:b w:val="0"/>
+                <w:sz w:val="17"/>
+              </w:rPr>
+              <w:t>The deck itself</w:t>
+            </w:r>
+          </w:p>
+        </w:tc>
+      </w:tr>
+      <w:tr>
+        <w:tc>
+          <w:tcPr>
+            <w:tcW w:type="dxa" w:w="3216"/>
+          </w:tcPr>
+          <w:p>
+            <w:r>
+              <w:rPr>
+                <w:b w:val="0"/>
+                <w:sz w:val="17"/>
+              </w:rPr>
+            </w:r>
+            <w:r>
+              <w:rPr>
+                <w:b w:val="0"/>
+                <w:sz w:val="17"/>
+              </w:rPr>
+              <w:t>4</w:t>
+            </w:r>
+          </w:p>
+        </w:tc>
+        <w:tc>
+          <w:tcPr>
+            <w:tcW w:type="dxa" w:w="3216"/>
+          </w:tcPr>
+          <w:p>
+            <w:r>
+              <w:rPr>
+                <w:b w:val="0"/>
+                <w:sz w:val="17"/>
+              </w:rPr>
+            </w:r>
+            <w:r>
+              <w:rPr>
+                <w:b w:val="0"/>
+                <w:sz w:val="17"/>
+              </w:rPr>
+              <w:t>A proposal went to Ekiti State, Nigeria in March 2026, signed by David Agunede as "Founder and CEO, Maternal Link". £4.5m for 15,000 women, £300 per woman per year. No reply is recorded</w:t>
+            </w:r>
+          </w:p>
+        </w:tc>
+        <w:tc>
+          <w:tcPr>
+            <w:tcW w:type="dxa" w:w="3216"/>
+          </w:tcPr>
+          <w:p>
+            <w:r>
+              <w:rPr>
+                <w:b w:val="0"/>
+                <w:sz w:val="17"/>
+              </w:rPr>
+            </w:r>
+            <w:r>
+              <w:rPr>
+                <w:b w:val="0"/>
+                <w:sz w:val="17"/>
+              </w:rPr>
+              <w:t>The emails</w:t>
+            </w:r>
+          </w:p>
+        </w:tc>
+      </w:tr>
+      <w:tr>
+        <w:tc>
+          <w:tcPr>
+            <w:tcW w:type="dxa" w:w="3216"/>
+          </w:tcPr>
+          <w:p>
+            <w:r>
+              <w:rPr>
+                <w:b w:val="0"/>
+                <w:sz w:val="17"/>
+              </w:rPr>
+            </w:r>
+            <w:r>
+              <w:rPr>
+                <w:b w:val="0"/>
+                <w:sz w:val="17"/>
+              </w:rPr>
+              <w:t>5</w:t>
+            </w:r>
+          </w:p>
+        </w:tc>
+        <w:tc>
+          <w:tcPr>
+            <w:tcW w:type="dxa" w:w="3216"/>
+          </w:tcPr>
+          <w:p>
+            <w:r>
+              <w:rPr>
+                <w:b w:val="0"/>
+                <w:sz w:val="17"/>
+              </w:rPr>
+            </w:r>
+            <w:r>
+              <w:rPr>
+                <w:b w:val="0"/>
+                <w:sz w:val="17"/>
+              </w:rPr>
+              <w:t>A prototype website exists at maternal-health-psi.vercel.app. It has patients, alerts, timelines, notes, voice diaries and a risk engine that suggests clinical actions. Test records use photographs of real-looking people</w:t>
+            </w:r>
+          </w:p>
+        </w:tc>
+        <w:tc>
+          <w:tcPr>
+            <w:tcW w:type="dxa" w:w="3216"/>
+          </w:tcPr>
+          <w:p>
+            <w:r>
+              <w:rPr>
+                <w:b w:val="0"/>
+                <w:sz w:val="17"/>
+              </w:rPr>
+            </w:r>
+            <w:r>
+              <w:rPr>
+                <w:b w:val="0"/>
+                <w:sz w:val="17"/>
+              </w:rPr>
+              <w:t>A screen recording you sent</w:t>
+            </w:r>
+          </w:p>
+        </w:tc>
+      </w:tr>
+      <w:tr>
+        <w:tc>
+          <w:tcPr>
+            <w:tcW w:type="dxa" w:w="3216"/>
+          </w:tcPr>
+          <w:p>
+            <w:r>
+              <w:rPr>
+                <w:b w:val="0"/>
+                <w:sz w:val="17"/>
+              </w:rPr>
+            </w:r>
+            <w:r>
+              <w:rPr>
+                <w:b w:val="0"/>
+                <w:sz w:val="17"/>
+              </w:rPr>
+              <w:t>6</w:t>
+            </w:r>
+          </w:p>
+        </w:tc>
+        <w:tc>
+          <w:tcPr>
+            <w:tcW w:type="dxa" w:w="3216"/>
+          </w:tcPr>
+          <w:p>
+            <w:r>
+              <w:rPr>
+                <w:b w:val="0"/>
+                <w:sz w:val="17"/>
+              </w:rPr>
+            </w:r>
+            <w:r>
+              <w:rPr>
+                <w:b w:val="0"/>
+                <w:sz w:val="17"/>
+              </w:rPr>
+              <w:t>Ekiti State already has a maternal digital health programme called Digital Mom, run by mDoc and paid for by MSD for Mothers. About 24,000 women were signed up by January 2026</w:t>
+            </w:r>
+          </w:p>
+        </w:tc>
+        <w:tc>
+          <w:tcPr>
+            <w:tcW w:type="dxa" w:w="3216"/>
+          </w:tcPr>
+          <w:p>
+            <w:r>
+              <w:rPr>
+                <w:b w:val="0"/>
+                <w:sz w:val="17"/>
+              </w:rPr>
+            </w:r>
+            <w:r>
+              <w:rPr>
+                <w:b w:val="0"/>
+                <w:sz w:val="17"/>
+              </w:rPr>
+              <w:t>Nigeria Health Watch and other public reporting</w:t>
+            </w:r>
+          </w:p>
+        </w:tc>
+      </w:tr>
+    </w:tbl>
+    <w:p/>
+    <w:p>
+      <w:r>
+        <w:t>Also checked: no company called Vytalix or Vitalyx was found on the public record. Similar names do exist, including two UK companies called VITALIX LTD, a US health-tech company called Vytalyx Inc, and Vytalize Health in New Jersey.</w:t>
+      </w:r>
+    </w:p>
+    <w:p>
+      <w:pPr>
+        <w:pStyle w:val="Heading2"/>
+      </w:pPr>
+      <w:r>
+        <w:t>What is not known</w:t>
+      </w:r>
+    </w:p>
+    <w:p>
+      <w:r>
+        <w:t>Nobody has answered these. Where a document has to assume something, it says so.</w:t>
+      </w:r>
+    </w:p>
+    <w:tbl>
+      <w:tblPr>
+        <w:tblStyle w:val="LightGrid-Accent1"/>
+        <w:tblW w:type="auto" w:w="0"/>
+        <w:tblLook w:firstColumn="1" w:firstRow="1" w:lastColumn="0" w:lastRow="0" w:noHBand="0" w:noVBand="1" w:val="04A0"/>
+      </w:tblPr>
+      <w:tblGrid>
+        <w:gridCol w:w="4824"/>
+        <w:gridCol w:w="4824"/>
+      </w:tblGrid>
+      <w:tr>
+        <w:tc>
+          <w:tcPr>
+            <w:tcW w:type="dxa" w:w="4824"/>
+          </w:tcPr>
+          <w:p>
+            <w:r>
+              <w:rPr>
+                <w:b/>
+                <w:sz w:val="17"/>
+              </w:rPr>
+            </w:r>
+            <w:r>
+              <w:rPr>
+                <w:b/>
+                <w:sz w:val="17"/>
+              </w:rPr>
+              <w:t>#</w:t>
+            </w:r>
+          </w:p>
+        </w:tc>
+        <w:tc>
+          <w:tcPr>
+            <w:tcW w:type="dxa" w:w="4824"/>
+          </w:tcPr>
+          <w:p>
+            <w:r>
+              <w:rPr>
+                <w:b/>
+                <w:sz w:val="17"/>
+              </w:rPr>
+            </w:r>
+            <w:r>
+              <w:rPr>
+                <w:b/>
+                <w:sz w:val="17"/>
+              </w:rPr>
+              <w:t>Question</w:t>
+            </w:r>
+          </w:p>
+        </w:tc>
+      </w:tr>
+      <w:tr>
+        <w:tc>
+          <w:tcPr>
+            <w:tcW w:type="dxa" w:w="4824"/>
+          </w:tcPr>
+          <w:p>
+            <w:r>
+              <w:rPr>
+                <w:b w:val="0"/>
+                <w:sz w:val="17"/>
+              </w:rPr>
+            </w:r>
+            <w:r>
+              <w:rPr>
+                <w:b w:val="0"/>
+                <w:sz w:val="17"/>
+              </w:rPr>
+              <w:t>1</w:t>
+            </w:r>
+          </w:p>
+        </w:tc>
+        <w:tc>
+          <w:tcPr>
+            <w:tcW w:type="dxa" w:w="4824"/>
+          </w:tcPr>
+          <w:p>
+            <w:r>
+              <w:rPr>
+                <w:b w:val="0"/>
+                <w:sz w:val="17"/>
+              </w:rPr>
+            </w:r>
+            <w:r>
+              <w:rPr>
+                <w:b w:val="0"/>
+                <w:sz w:val="17"/>
+              </w:rPr>
+              <w:t>Is any company registered, where, and who owns the shares?</w:t>
+            </w:r>
+          </w:p>
+        </w:tc>
+      </w:tr>
+      <w:tr>
+        <w:tc>
+          <w:tcPr>
+            <w:tcW w:type="dxa" w:w="4824"/>
+          </w:tcPr>
+          <w:p>
+            <w:r>
+              <w:rPr>
+                <w:b w:val="0"/>
+                <w:sz w:val="17"/>
+              </w:rPr>
+            </w:r>
+            <w:r>
+              <w:rPr>
+                <w:b w:val="0"/>
+                <w:sz w:val="17"/>
+              </w:rPr>
+              <w:t>2</w:t>
+            </w:r>
+          </w:p>
+        </w:tc>
+        <w:tc>
+          <w:tcPr>
+            <w:tcW w:type="dxa" w:w="4824"/>
+          </w:tcPr>
+          <w:p>
+            <w:r>
+              <w:rPr>
+                <w:b w:val="0"/>
+                <w:sz w:val="17"/>
+              </w:rPr>
+            </w:r>
+            <w:r>
+              <w:rPr>
+                <w:b w:val="0"/>
+                <w:sz w:val="17"/>
+              </w:rPr>
+              <w:t>What, if anything, has been agreed with David Agunede?</w:t>
+            </w:r>
+          </w:p>
+        </w:tc>
+      </w:tr>
+      <w:tr>
+        <w:tc>
+          <w:tcPr>
+            <w:tcW w:type="dxa" w:w="4824"/>
+          </w:tcPr>
+          <w:p>
+            <w:r>
+              <w:rPr>
+                <w:b w:val="0"/>
+                <w:sz w:val="17"/>
+              </w:rPr>
+            </w:r>
+            <w:r>
+              <w:rPr>
+                <w:b w:val="0"/>
+                <w:sz w:val="17"/>
+              </w:rPr>
+              <w:t>3</w:t>
+            </w:r>
+          </w:p>
+        </w:tc>
+        <w:tc>
+          <w:tcPr>
+            <w:tcW w:type="dxa" w:w="4824"/>
+          </w:tcPr>
+          <w:p>
+            <w:r>
+              <w:rPr>
+                <w:b w:val="0"/>
+                <w:sz w:val="17"/>
+              </w:rPr>
+            </w:r>
+            <w:r>
+              <w:rPr>
+                <w:b w:val="0"/>
+                <w:sz w:val="17"/>
+              </w:rPr>
+              <w:t>Who wrote the prototype code and who owns it?</w:t>
+            </w:r>
+          </w:p>
+        </w:tc>
+      </w:tr>
+      <w:tr>
+        <w:tc>
+          <w:tcPr>
+            <w:tcW w:type="dxa" w:w="4824"/>
+          </w:tcPr>
+          <w:p>
+            <w:r>
+              <w:rPr>
+                <w:b w:val="0"/>
+                <w:sz w:val="17"/>
+              </w:rPr>
+            </w:r>
+            <w:r>
+              <w:rPr>
+                <w:b w:val="0"/>
+                <w:sz w:val="17"/>
+              </w:rPr>
+              <w:t>4</w:t>
+            </w:r>
+          </w:p>
+        </w:tc>
+        <w:tc>
+          <w:tcPr>
+            <w:tcW w:type="dxa" w:w="4824"/>
+          </w:tcPr>
+          <w:p>
+            <w:r>
+              <w:rPr>
+                <w:b w:val="0"/>
+                <w:sz w:val="17"/>
+              </w:rPr>
+            </w:r>
+            <w:r>
+              <w:rPr>
+                <w:b w:val="0"/>
+                <w:sz w:val="17"/>
+              </w:rPr>
+              <w:t>Has any real patient information ever been entered into the prototype?</w:t>
+            </w:r>
+          </w:p>
+        </w:tc>
+      </w:tr>
+      <w:tr>
+        <w:tc>
+          <w:tcPr>
+            <w:tcW w:type="dxa" w:w="4824"/>
+          </w:tcPr>
+          <w:p>
+            <w:r>
+              <w:rPr>
+                <w:b w:val="0"/>
+                <w:sz w:val="17"/>
+              </w:rPr>
+            </w:r>
+            <w:r>
+              <w:rPr>
+                <w:b w:val="0"/>
+                <w:sz w:val="17"/>
+              </w:rPr>
+              <w:t>5</w:t>
+            </w:r>
+          </w:p>
+        </w:tc>
+        <w:tc>
+          <w:tcPr>
+            <w:tcW w:type="dxa" w:w="4824"/>
+          </w:tcPr>
+          <w:p>
+            <w:r>
+              <w:rPr>
+                <w:b w:val="0"/>
+                <w:sz w:val="17"/>
+              </w:rPr>
+            </w:r>
+            <w:r>
+              <w:rPr>
+                <w:b w:val="0"/>
+                <w:sz w:val="17"/>
+              </w:rPr>
+              <w:t>Is the Ekiti proposal alive, dead or being negotiated?</w:t>
+            </w:r>
+          </w:p>
+        </w:tc>
+      </w:tr>
+      <w:tr>
+        <w:tc>
+          <w:tcPr>
+            <w:tcW w:type="dxa" w:w="4824"/>
+          </w:tcPr>
+          <w:p>
+            <w:r>
+              <w:rPr>
+                <w:b w:val="0"/>
+                <w:sz w:val="17"/>
+              </w:rPr>
+            </w:r>
+            <w:r>
+              <w:rPr>
+                <w:b w:val="0"/>
+                <w:sz w:val="17"/>
+              </w:rPr>
+              <w:t>6</w:t>
+            </w:r>
+          </w:p>
+        </w:tc>
+        <w:tc>
+          <w:tcPr>
+            <w:tcW w:type="dxa" w:w="4824"/>
+          </w:tcPr>
+          <w:p>
+            <w:r>
+              <w:rPr>
+                <w:b w:val="0"/>
+                <w:sz w:val="17"/>
+              </w:rPr>
+            </w:r>
+            <w:r>
+              <w:rPr>
+                <w:b w:val="0"/>
+                <w:sz w:val="17"/>
+              </w:rPr>
+              <w:t>Has any other government been approached?</w:t>
+            </w:r>
+          </w:p>
+        </w:tc>
+      </w:tr>
+      <w:tr>
+        <w:tc>
+          <w:tcPr>
+            <w:tcW w:type="dxa" w:w="4824"/>
+          </w:tcPr>
+          <w:p>
+            <w:r>
+              <w:rPr>
+                <w:b w:val="0"/>
+                <w:sz w:val="17"/>
+              </w:rPr>
+            </w:r>
+            <w:r>
+              <w:rPr>
+                <w:b w:val="0"/>
+                <w:sz w:val="17"/>
+              </w:rPr>
+              <w:t>7</w:t>
+            </w:r>
+          </w:p>
+        </w:tc>
+        <w:tc>
+          <w:tcPr>
+            <w:tcW w:type="dxa" w:w="4824"/>
+          </w:tcPr>
+          <w:p>
+            <w:r>
+              <w:rPr>
+                <w:b w:val="0"/>
+                <w:sz w:val="17"/>
+              </w:rPr>
+            </w:r>
+            <w:r>
+              <w:rPr>
+                <w:b w:val="0"/>
+                <w:sz w:val="17"/>
+              </w:rPr>
+              <w:t>Are there any letters of intent, advisers, clinicians or institutions attached to MaternaLink?</w:t>
+            </w:r>
+          </w:p>
+        </w:tc>
+      </w:tr>
+      <w:tr>
+        <w:tc>
+          <w:tcPr>
+            <w:tcW w:type="dxa" w:w="4824"/>
+          </w:tcPr>
+          <w:p>
+            <w:r>
+              <w:rPr>
+                <w:b w:val="0"/>
+                <w:sz w:val="17"/>
+              </w:rPr>
+            </w:r>
+            <w:r>
+              <w:rPr>
+                <w:b w:val="0"/>
+                <w:sz w:val="17"/>
+              </w:rPr>
+              <w:t>8</w:t>
+            </w:r>
+          </w:p>
+        </w:tc>
+        <w:tc>
+          <w:tcPr>
+            <w:tcW w:type="dxa" w:w="4824"/>
+          </w:tcPr>
+          <w:p>
+            <w:r>
+              <w:rPr>
+                <w:b w:val="0"/>
+                <w:sz w:val="17"/>
+              </w:rPr>
+            </w:r>
+            <w:r>
+              <w:rPr>
+                <w:b w:val="0"/>
+                <w:sz w:val="17"/>
+              </w:rPr>
+              <w:t>How much money can you put in, and how much time each week?</w:t>
+            </w:r>
+          </w:p>
+        </w:tc>
+      </w:tr>
+      <w:tr>
+        <w:tc>
+          <w:tcPr>
+            <w:tcW w:type="dxa" w:w="4824"/>
+          </w:tcPr>
+          <w:p>
+            <w:r>
+              <w:rPr>
+                <w:b w:val="0"/>
+                <w:sz w:val="17"/>
+              </w:rPr>
+            </w:r>
+            <w:r>
+              <w:rPr>
+                <w:b w:val="0"/>
+                <w:sz w:val="17"/>
+              </w:rPr>
+              <w:t>9</w:t>
+            </w:r>
+          </w:p>
+        </w:tc>
+        <w:tc>
+          <w:tcPr>
+            <w:tcW w:type="dxa" w:w="4824"/>
+          </w:tcPr>
+          <w:p>
+            <w:r>
+              <w:rPr>
+                <w:b w:val="0"/>
+                <w:sz w:val="17"/>
+              </w:rPr>
+            </w:r>
+            <w:r>
+              <w:rPr>
+                <w:b w:val="0"/>
+                <w:sz w:val="17"/>
+              </w:rPr>
+              <w:t>What is your own professional background, in one paragraph an investor would accept?</w:t>
+            </w:r>
+          </w:p>
+        </w:tc>
+      </w:tr>
+      <w:tr>
+        <w:tc>
+          <w:tcPr>
+            <w:tcW w:type="dxa" w:w="4824"/>
+          </w:tcPr>
+          <w:p>
+            <w:r>
+              <w:rPr>
+                <w:b w:val="0"/>
+                <w:sz w:val="17"/>
+              </w:rPr>
+            </w:r>
+            <w:r>
+              <w:rPr>
+                <w:b w:val="0"/>
+                <w:sz w:val="17"/>
+              </w:rPr>
+              <w:t>10</w:t>
+            </w:r>
+          </w:p>
+        </w:tc>
+        <w:tc>
+          <w:tcPr>
+            <w:tcW w:type="dxa" w:w="4824"/>
+          </w:tcPr>
+          <w:p>
+            <w:r>
+              <w:rPr>
+                <w:b w:val="0"/>
+                <w:sz w:val="17"/>
+              </w:rPr>
+            </w:r>
+            <w:r>
+              <w:rPr>
+                <w:b w:val="0"/>
+                <w:sz w:val="17"/>
+              </w:rPr>
+              <w:t>Does anyone hold a domain name, trademark or social media handle for Vytalix?</w:t>
+            </w:r>
+          </w:p>
+        </w:tc>
+      </w:tr>
+      <w:tr>
+        <w:tc>
+          <w:tcPr>
+            <w:tcW w:type="dxa" w:w="4824"/>
+          </w:tcPr>
+          <w:p>
+            <w:r>
+              <w:rPr>
+                <w:b w:val="0"/>
+                <w:sz w:val="17"/>
+              </w:rPr>
+            </w:r>
+            <w:r>
+              <w:rPr>
+                <w:b w:val="0"/>
+                <w:sz w:val="17"/>
+              </w:rPr>
+              <w:t>11</w:t>
+            </w:r>
+          </w:p>
+        </w:tc>
+        <w:tc>
+          <w:tcPr>
+            <w:tcW w:type="dxa" w:w="4824"/>
+          </w:tcPr>
+          <w:p>
+            <w:r>
+              <w:rPr>
+                <w:b w:val="0"/>
+                <w:sz w:val="17"/>
+              </w:rPr>
+            </w:r>
+            <w:r>
+              <w:rPr>
+                <w:b w:val="0"/>
+                <w:sz w:val="17"/>
+              </w:rPr>
+              <w:t>Is there any insurance, accountant or bank account?</w:t>
+            </w:r>
+          </w:p>
+        </w:tc>
+      </w:tr>
+      <w:tr>
+        <w:tc>
+          <w:tcPr>
+            <w:tcW w:type="dxa" w:w="4824"/>
+          </w:tcPr>
+          <w:p>
+            <w:r>
+              <w:rPr>
+                <w:b w:val="0"/>
+                <w:sz w:val="17"/>
+              </w:rPr>
+            </w:r>
+            <w:r>
+              <w:rPr>
+                <w:b w:val="0"/>
+                <w:sz w:val="17"/>
+              </w:rPr>
+              <w:t>12</w:t>
+            </w:r>
+          </w:p>
+        </w:tc>
+        <w:tc>
+          <w:tcPr>
+            <w:tcW w:type="dxa" w:w="4824"/>
+          </w:tcPr>
+          <w:p>
+            <w:r>
+              <w:rPr>
+                <w:b w:val="0"/>
+                <w:sz w:val="17"/>
+              </w:rPr>
+            </w:r>
+            <w:r>
+              <w:rPr>
+                <w:b w:val="0"/>
+                <w:sz w:val="17"/>
+              </w:rPr>
+              <w:t>Has anyone been paid anything, by anyone, for any of this?</w:t>
+            </w:r>
+          </w:p>
+        </w:tc>
+      </w:tr>
+    </w:tbl>
+    <w:p/>
+    <w:p>
+      <w:pPr>
+        <w:pStyle w:val="Heading2"/>
+      </w:pPr>
+      <w:r>
+        <w:t>The decisions taken</w:t>
+      </w:r>
+    </w:p>
+    <w:p>
+      <w:r>
+        <w:t>These are choices, not facts. Say so if you disagree.</w:t>
+      </w:r>
+    </w:p>
+    <w:tbl>
+      <w:tblPr>
+        <w:tblStyle w:val="LightGrid-Accent1"/>
+        <w:tblW w:type="auto" w:w="0"/>
+        <w:tblLook w:firstColumn="1" w:firstRow="1" w:lastColumn="0" w:lastRow="0" w:noHBand="0" w:noVBand="1" w:val="04A0"/>
+      </w:tblPr>
+      <w:tblGrid>
+        <w:gridCol w:w="3216"/>
+        <w:gridCol w:w="3216"/>
+        <w:gridCol w:w="3216"/>
+      </w:tblGrid>
+      <w:tr>
+        <w:tc>
+          <w:tcPr>
+            <w:tcW w:type="dxa" w:w="3216"/>
+          </w:tcPr>
+          <w:p>
+            <w:r>
+              <w:rPr>
+                <w:b/>
+                <w:sz w:val="17"/>
+              </w:rPr>
+            </w:r>
+            <w:r>
+              <w:rPr>
+                <w:b/>
+                <w:sz w:val="17"/>
+              </w:rPr>
+              <w:t>#</w:t>
+            </w:r>
+          </w:p>
+        </w:tc>
+        <w:tc>
+          <w:tcPr>
+            <w:tcW w:type="dxa" w:w="3216"/>
+          </w:tcPr>
+          <w:p>
+            <w:r>
+              <w:rPr>
+                <w:b/>
+                <w:sz w:val="17"/>
+              </w:rPr>
+            </w:r>
+            <w:r>
+              <w:rPr>
+                <w:b/>
+                <w:sz w:val="17"/>
+              </w:rPr>
+              <w:t>Decision</w:t>
+            </w:r>
+          </w:p>
+        </w:tc>
+        <w:tc>
+          <w:tcPr>
+            <w:tcW w:type="dxa" w:w="3216"/>
+          </w:tcPr>
+          <w:p>
+            <w:r>
+              <w:rPr>
+                <w:b/>
+                <w:sz w:val="17"/>
+              </w:rPr>
+            </w:r>
+            <w:r>
+              <w:rPr>
+                <w:b/>
+                <w:sz w:val="17"/>
+              </w:rPr>
+              <w:t>Why</w:t>
+            </w:r>
+          </w:p>
+        </w:tc>
+      </w:tr>
+      <w:tr>
+        <w:tc>
+          <w:tcPr>
+            <w:tcW w:type="dxa" w:w="3216"/>
+          </w:tcPr>
+          <w:p>
+            <w:r>
+              <w:rPr>
+                <w:b w:val="0"/>
+                <w:sz w:val="17"/>
+              </w:rPr>
+            </w:r>
+            <w:r>
+              <w:rPr>
+                <w:b w:val="0"/>
+                <w:sz w:val="17"/>
+              </w:rPr>
+              <w:t>1</w:t>
+            </w:r>
+          </w:p>
+        </w:tc>
+        <w:tc>
+          <w:tcPr>
+            <w:tcW w:type="dxa" w:w="3216"/>
+          </w:tcPr>
+          <w:p>
+            <w:r>
+              <w:rPr>
+                <w:b w:val="0"/>
+                <w:sz w:val="17"/>
+              </w:rPr>
+            </w:r>
+            <w:r>
+              <w:rPr>
+                <w:b w:val="0"/>
+                <w:sz w:val="17"/>
+              </w:rPr>
+              <w:t>The company is called Vytalix. The repository name "Vitalyx" is treated as a typing mistake</w:t>
+            </w:r>
+          </w:p>
+        </w:tc>
+        <w:tc>
+          <w:tcPr>
+            <w:tcW w:type="dxa" w:w="3216"/>
+          </w:tcPr>
+          <w:p>
+            <w:r>
+              <w:rPr>
+                <w:b w:val="0"/>
+                <w:sz w:val="17"/>
+              </w:rPr>
+            </w:r>
+            <w:r>
+              <w:rPr>
+                <w:b w:val="0"/>
+                <w:sz w:val="17"/>
+              </w:rPr>
+              <w:t>Your brief uses Vytalix</w:t>
+            </w:r>
+          </w:p>
+        </w:tc>
+      </w:tr>
+      <w:tr>
+        <w:tc>
+          <w:tcPr>
+            <w:tcW w:type="dxa" w:w="3216"/>
+          </w:tcPr>
+          <w:p>
+            <w:r>
+              <w:rPr>
+                <w:b w:val="0"/>
+                <w:sz w:val="17"/>
+              </w:rPr>
+            </w:r>
+            <w:r>
+              <w:rPr>
+                <w:b w:val="0"/>
+                <w:sz w:val="17"/>
+              </w:rPr>
+              <w:t>2</w:t>
+            </w:r>
+          </w:p>
+        </w:tc>
+        <w:tc>
+          <w:tcPr>
+            <w:tcW w:type="dxa" w:w="3216"/>
+          </w:tcPr>
+          <w:p>
+            <w:r>
+              <w:rPr>
+                <w:b w:val="0"/>
+                <w:sz w:val="17"/>
+              </w:rPr>
+            </w:r>
+            <w:r>
+              <w:rPr>
+                <w:b w:val="0"/>
+                <w:sz w:val="17"/>
+              </w:rPr>
+              <w:t>The product is MaternaLink, one word, no hyphen</w:t>
+            </w:r>
+          </w:p>
+        </w:tc>
+        <w:tc>
+          <w:tcPr>
+            <w:tcW w:type="dxa" w:w="3216"/>
+          </w:tcPr>
+          <w:p>
+            <w:r>
+              <w:rPr>
+                <w:b w:val="0"/>
+                <w:sz w:val="17"/>
+              </w:rPr>
+            </w:r>
+            <w:r>
+              <w:rPr>
+                <w:b w:val="0"/>
+                <w:sz w:val="17"/>
+              </w:rPr>
+              <w:t>The prototype uses three different spellings. Pick one</w:t>
+            </w:r>
+          </w:p>
+        </w:tc>
+      </w:tr>
+      <w:tr>
+        <w:tc>
+          <w:tcPr>
+            <w:tcW w:type="dxa" w:w="3216"/>
+          </w:tcPr>
+          <w:p>
+            <w:r>
+              <w:rPr>
+                <w:b w:val="0"/>
+                <w:sz w:val="17"/>
+              </w:rPr>
+            </w:r>
+            <w:r>
+              <w:rPr>
+                <w:b w:val="0"/>
+                <w:sz w:val="17"/>
+              </w:rPr>
+              <w:t>3</w:t>
+            </w:r>
+          </w:p>
+        </w:tc>
+        <w:tc>
+          <w:tcPr>
+            <w:tcW w:type="dxa" w:w="3216"/>
+          </w:tcPr>
+          <w:p>
+            <w:r>
+              <w:rPr>
+                <w:b w:val="0"/>
+                <w:sz w:val="17"/>
+              </w:rPr>
+            </w:r>
+            <w:r>
+              <w:rPr>
+                <w:b w:val="0"/>
+                <w:sz w:val="17"/>
+              </w:rPr>
+              <w:t>Home market is the United Kingdom. Second market is Nigeria</w:t>
+            </w:r>
+          </w:p>
+        </w:tc>
+        <w:tc>
+          <w:tcPr>
+            <w:tcW w:type="dxa" w:w="3216"/>
+          </w:tcPr>
+          <w:p>
+            <w:r>
+              <w:rPr>
+                <w:b w:val="0"/>
+                <w:sz w:val="17"/>
+              </w:rPr>
+            </w:r>
+            <w:r>
+              <w:rPr>
+                <w:b w:val="0"/>
+                <w:sz w:val="17"/>
+              </w:rPr>
+              <w:t>Where the conversations already are</w:t>
+            </w:r>
+          </w:p>
+        </w:tc>
+      </w:tr>
+      <w:tr>
+        <w:tc>
+          <w:tcPr>
+            <w:tcW w:type="dxa" w:w="3216"/>
+          </w:tcPr>
+          <w:p>
+            <w:r>
+              <w:rPr>
+                <w:b w:val="0"/>
+                <w:sz w:val="17"/>
+              </w:rPr>
+            </w:r>
+            <w:r>
+              <w:rPr>
+                <w:b w:val="0"/>
+                <w:sz w:val="17"/>
+              </w:rPr>
+              <w:t>4</w:t>
+            </w:r>
+          </w:p>
+        </w:tc>
+        <w:tc>
+          <w:tcPr>
+            <w:tcW w:type="dxa" w:w="3216"/>
+          </w:tcPr>
+          <w:p>
+            <w:r>
+              <w:rPr>
+                <w:b w:val="0"/>
+                <w:sz w:val="17"/>
+              </w:rPr>
+            </w:r>
+            <w:r>
+              <w:rPr>
+                <w:b w:val="0"/>
+                <w:sz w:val="17"/>
+              </w:rPr>
+              <w:t>The company is pre-seed with no revenue. Nothing here records an achievement</w:t>
+            </w:r>
+          </w:p>
+        </w:tc>
+        <w:tc>
+          <w:tcPr>
+            <w:tcW w:type="dxa" w:w="3216"/>
+          </w:tcPr>
+          <w:p>
+            <w:r>
+              <w:rPr>
+                <w:b w:val="0"/>
+                <w:sz w:val="17"/>
+              </w:rPr>
+            </w:r>
+            <w:r>
+              <w:rPr>
+                <w:b w:val="0"/>
+                <w:sz w:val="17"/>
+              </w:rPr>
+              <w:t>True today</w:t>
+            </w:r>
+          </w:p>
+        </w:tc>
+      </w:tr>
+      <w:tr>
+        <w:tc>
+          <w:tcPr>
+            <w:tcW w:type="dxa" w:w="3216"/>
+          </w:tcPr>
+          <w:p>
+            <w:r>
+              <w:rPr>
+                <w:b w:val="0"/>
+                <w:sz w:val="17"/>
+              </w:rPr>
+            </w:r>
+            <w:r>
+              <w:rPr>
+                <w:b w:val="0"/>
+                <w:sz w:val="17"/>
+              </w:rPr>
+              <w:t>5</w:t>
+            </w:r>
+          </w:p>
+        </w:tc>
+        <w:tc>
+          <w:tcPr>
+            <w:tcW w:type="dxa" w:w="3216"/>
+          </w:tcPr>
+          <w:p>
+            <w:r>
+              <w:rPr>
+                <w:b w:val="0"/>
+                <w:sz w:val="17"/>
+              </w:rPr>
+            </w:r>
+            <w:r>
+              <w:rPr>
+                <w:b w:val="0"/>
+                <w:sz w:val="17"/>
+              </w:rPr>
+              <w:t>MaternaLink version one keeps a woman connected to a midwife. It does not diagnose, predict or recommend treatment</w:t>
+            </w:r>
+          </w:p>
+        </w:tc>
+        <w:tc>
+          <w:tcPr>
+            <w:tcW w:type="dxa" w:w="3216"/>
+          </w:tcPr>
+          <w:p>
+            <w:r>
+              <w:rPr>
+                <w:b w:val="0"/>
+                <w:sz w:val="17"/>
+              </w:rPr>
+            </w:r>
+            <w:r>
+              <w:rPr>
+                <w:b w:val="0"/>
+                <w:sz w:val="17"/>
+              </w:rPr>
+              <w:t>Keeps it out of medical device rules while evidence is built</w:t>
+            </w:r>
+          </w:p>
+        </w:tc>
+      </w:tr>
+      <w:tr>
+        <w:tc>
+          <w:tcPr>
+            <w:tcW w:type="dxa" w:w="3216"/>
+          </w:tcPr>
+          <w:p>
+            <w:r>
+              <w:rPr>
+                <w:b w:val="0"/>
+                <w:sz w:val="17"/>
+              </w:rPr>
+            </w:r>
+            <w:r>
+              <w:rPr>
+                <w:b w:val="0"/>
+                <w:sz w:val="17"/>
+              </w:rPr>
+              <w:t>6</w:t>
+            </w:r>
+          </w:p>
+        </w:tc>
+        <w:tc>
+          <w:tcPr>
+            <w:tcW w:type="dxa" w:w="3216"/>
+          </w:tcPr>
+          <w:p>
+            <w:r>
+              <w:rPr>
+                <w:b w:val="0"/>
+                <w:sz w:val="17"/>
+              </w:rPr>
+            </w:r>
+            <w:r>
+              <w:rPr>
+                <w:b w:val="0"/>
+                <w:sz w:val="17"/>
+              </w:rPr>
+              <w:t>The AI risk score becomes a research project, not a product feature</w:t>
+            </w:r>
+          </w:p>
+        </w:tc>
+        <w:tc>
+          <w:tcPr>
+            <w:tcW w:type="dxa" w:w="3216"/>
+          </w:tcPr>
+          <w:p>
+            <w:r>
+              <w:rPr>
+                <w:b w:val="0"/>
+                <w:sz w:val="17"/>
+              </w:rPr>
+            </w:r>
+            <w:r>
+              <w:rPr>
+                <w:b w:val="0"/>
+                <w:sz w:val="17"/>
+              </w:rPr>
+              <w:t>No data, no evidence, no permission</w:t>
+            </w:r>
+          </w:p>
+        </w:tc>
+      </w:tr>
+      <w:tr>
+        <w:tc>
+          <w:tcPr>
+            <w:tcW w:type="dxa" w:w="3216"/>
+          </w:tcPr>
+          <w:p>
+            <w:r>
+              <w:rPr>
+                <w:b w:val="0"/>
+                <w:sz w:val="17"/>
+              </w:rPr>
+            </w:r>
+            <w:r>
+              <w:rPr>
+                <w:b w:val="0"/>
+                <w:sz w:val="17"/>
+              </w:rPr>
+              <w:t>7</w:t>
+            </w:r>
+          </w:p>
+        </w:tc>
+        <w:tc>
+          <w:tcPr>
+            <w:tcW w:type="dxa" w:w="3216"/>
+          </w:tcPr>
+          <w:p>
+            <w:r>
+              <w:rPr>
+                <w:b w:val="0"/>
+                <w:sz w:val="17"/>
+              </w:rPr>
+            </w:r>
+            <w:r>
+              <w:rPr>
+                <w:b w:val="0"/>
+                <w:sz w:val="17"/>
+              </w:rPr>
+              <w:t>The £300 per woman per year price is withdrawn</w:t>
+            </w:r>
+          </w:p>
+        </w:tc>
+        <w:tc>
+          <w:tcPr>
+            <w:tcW w:type="dxa" w:w="3216"/>
+          </w:tcPr>
+          <w:p>
+            <w:r>
+              <w:rPr>
+                <w:b w:val="0"/>
+                <w:sz w:val="17"/>
+              </w:rPr>
+            </w:r>
+            <w:r>
+              <w:rPr>
+                <w:b w:val="0"/>
+                <w:sz w:val="17"/>
+              </w:rPr>
+              <w:t>Far above anything comparable</w:t>
+            </w:r>
+          </w:p>
+        </w:tc>
+      </w:tr>
+      <w:tr>
+        <w:tc>
+          <w:tcPr>
+            <w:tcW w:type="dxa" w:w="3216"/>
+          </w:tcPr>
+          <w:p>
+            <w:r>
+              <w:rPr>
+                <w:b w:val="0"/>
+                <w:sz w:val="17"/>
+              </w:rPr>
+            </w:r>
+            <w:r>
+              <w:rPr>
+                <w:b w:val="0"/>
+                <w:sz w:val="17"/>
+              </w:rPr>
+              <w:t>8</w:t>
+            </w:r>
+          </w:p>
+        </w:tc>
+        <w:tc>
+          <w:tcPr>
+            <w:tcW w:type="dxa" w:w="3216"/>
+          </w:tcPr>
+          <w:p>
+            <w:r>
+              <w:rPr>
+                <w:b w:val="0"/>
+                <w:sz w:val="17"/>
+              </w:rPr>
+            </w:r>
+            <w:r>
+              <w:rPr>
+                <w:b w:val="0"/>
+                <w:sz w:val="17"/>
+              </w:rPr>
+              <w:t>Money comes from advice and consulting first. MaternaLink is the long-term value</w:t>
+            </w:r>
+          </w:p>
+        </w:tc>
+        <w:tc>
+          <w:tcPr>
+            <w:tcW w:type="dxa" w:w="3216"/>
+          </w:tcPr>
+          <w:p>
+            <w:r>
+              <w:rPr>
+                <w:b w:val="0"/>
+                <w:sz w:val="17"/>
+              </w:rPr>
+            </w:r>
+            <w:r>
+              <w:rPr>
+                <w:b w:val="0"/>
+                <w:sz w:val="17"/>
+              </w:rPr>
+              <w:t>Services pay within weeks. The product does not</w:t>
+            </w:r>
+          </w:p>
+        </w:tc>
+      </w:tr>
+      <w:tr>
+        <w:tc>
+          <w:tcPr>
+            <w:tcW w:type="dxa" w:w="3216"/>
+          </w:tcPr>
+          <w:p>
+            <w:r>
+              <w:rPr>
+                <w:b w:val="0"/>
+                <w:sz w:val="17"/>
+              </w:rPr>
+            </w:r>
+            <w:r>
+              <w:rPr>
+                <w:b w:val="0"/>
+                <w:sz w:val="17"/>
+              </w:rPr>
+              <w:t>9</w:t>
+            </w:r>
+          </w:p>
+        </w:tc>
+        <w:tc>
+          <w:tcPr>
+            <w:tcW w:type="dxa" w:w="3216"/>
+          </w:tcPr>
+          <w:p>
+            <w:r>
+              <w:rPr>
+                <w:b w:val="0"/>
+                <w:sz w:val="17"/>
+              </w:rPr>
+            </w:r>
+            <w:r>
+              <w:rPr>
+                <w:b w:val="0"/>
+                <w:sz w:val="17"/>
+              </w:rPr>
+              <w:t>Funding order: grants, then angel investors with tax relief, then a seed round</w:t>
+            </w:r>
+          </w:p>
+        </w:tc>
+        <w:tc>
+          <w:tcPr>
+            <w:tcW w:type="dxa" w:w="3216"/>
+          </w:tcPr>
+          <w:p>
+            <w:r>
+              <w:rPr>
+                <w:b w:val="0"/>
+                <w:sz w:val="17"/>
+              </w:rPr>
+            </w:r>
+            <w:r>
+              <w:rPr>
+                <w:b w:val="0"/>
+                <w:sz w:val="17"/>
+              </w:rPr>
+              <w:t>Cheapest money first</w:t>
+            </w:r>
+          </w:p>
+        </w:tc>
+      </w:tr>
+      <w:tr>
+        <w:tc>
+          <w:tcPr>
+            <w:tcW w:type="dxa" w:w="3216"/>
+          </w:tcPr>
+          <w:p>
+            <w:r>
+              <w:rPr>
+                <w:b w:val="0"/>
+                <w:sz w:val="17"/>
+              </w:rPr>
+            </w:r>
+            <w:r>
+              <w:rPr>
+                <w:b w:val="0"/>
+                <w:sz w:val="17"/>
+              </w:rPr>
+              <w:t>10</w:t>
+            </w:r>
+          </w:p>
+        </w:tc>
+        <w:tc>
+          <w:tcPr>
+            <w:tcW w:type="dxa" w:w="3216"/>
+          </w:tcPr>
+          <w:p>
+            <w:r>
+              <w:rPr>
+                <w:b w:val="0"/>
+                <w:sz w:val="17"/>
+              </w:rPr>
+            </w:r>
+            <w:r>
+              <w:rPr>
+                <w:b w:val="0"/>
+                <w:sz w:val="17"/>
+              </w:rPr>
+              <w:t>Any rule that flags a patient is owned by the hospital's own clinicians, not by Vytalix</w:t>
+            </w:r>
+          </w:p>
+        </w:tc>
+        <w:tc>
+          <w:tcPr>
+            <w:tcW w:type="dxa" w:w="3216"/>
+          </w:tcPr>
+          <w:p>
+            <w:r>
+              <w:rPr>
+                <w:b w:val="0"/>
+                <w:sz w:val="17"/>
+              </w:rPr>
+            </w:r>
+            <w:r>
+              <w:rPr>
+                <w:b w:val="0"/>
+                <w:sz w:val="17"/>
+              </w:rPr>
+              <w:t>This is what keeps the software out of medical device rules</w:t>
+            </w:r>
+          </w:p>
+        </w:tc>
+      </w:tr>
+      <w:tr>
+        <w:tc>
+          <w:tcPr>
+            <w:tcW w:type="dxa" w:w="3216"/>
+          </w:tcPr>
+          <w:p>
+            <w:r>
+              <w:rPr>
+                <w:b w:val="0"/>
+                <w:sz w:val="17"/>
+              </w:rPr>
+            </w:r>
+            <w:r>
+              <w:rPr>
+                <w:b w:val="0"/>
+                <w:sz w:val="17"/>
+              </w:rPr>
+              <w:t>11</w:t>
+            </w:r>
+          </w:p>
+        </w:tc>
+        <w:tc>
+          <w:tcPr>
+            <w:tcW w:type="dxa" w:w="3216"/>
+          </w:tcPr>
+          <w:p>
+            <w:r>
+              <w:rPr>
+                <w:b w:val="0"/>
+                <w:sz w:val="17"/>
+              </w:rPr>
+            </w:r>
+            <w:r>
+              <w:rPr>
+                <w:b w:val="0"/>
+                <w:sz w:val="17"/>
+              </w:rPr>
+              <w:t>If a wearable is ever used, it is a certified one rented from someone else. Vytalix never manufactures a device</w:t>
+            </w:r>
+          </w:p>
+        </w:tc>
+        <w:tc>
+          <w:tcPr>
+            <w:tcW w:type="dxa" w:w="3216"/>
+          </w:tcPr>
+          <w:p>
+            <w:r>
+              <w:rPr>
+                <w:b w:val="0"/>
+                <w:sz w:val="17"/>
+              </w:rPr>
+            </w:r>
+            <w:r>
+              <w:rPr>
+                <w:b w:val="0"/>
+                <w:sz w:val="17"/>
+              </w:rPr>
+              <w:t>Two years and over £1m otherwise</w:t>
+            </w:r>
+          </w:p>
+        </w:tc>
+      </w:tr>
+      <w:tr>
+        <w:tc>
+          <w:tcPr>
+            <w:tcW w:type="dxa" w:w="3216"/>
+          </w:tcPr>
+          <w:p>
+            <w:r>
+              <w:rPr>
+                <w:b w:val="0"/>
+                <w:sz w:val="17"/>
+              </w:rPr>
+            </w:r>
+            <w:r>
+              <w:rPr>
+                <w:b w:val="0"/>
+                <w:sz w:val="17"/>
+              </w:rPr>
+              <w:t>12</w:t>
+            </w:r>
+          </w:p>
+        </w:tc>
+        <w:tc>
+          <w:tcPr>
+            <w:tcW w:type="dxa" w:w="3216"/>
+          </w:tcPr>
+          <w:p>
+            <w:r>
+              <w:rPr>
+                <w:b w:val="0"/>
+                <w:sz w:val="17"/>
+              </w:rPr>
+            </w:r>
+            <w:r>
+              <w:rPr>
+                <w:b w:val="0"/>
+                <w:sz w:val="17"/>
+              </w:rPr>
+              <w:t>Doctor placement, hospital sponsorship and hospital property are not part of this company</w:t>
+            </w:r>
+          </w:p>
+        </w:tc>
+        <w:tc>
+          <w:tcPr>
+            <w:tcW w:type="dxa" w:w="3216"/>
+          </w:tcPr>
+          <w:p>
+            <w:r>
+              <w:rPr>
+                <w:b w:val="0"/>
+                <w:sz w:val="17"/>
+              </w:rPr>
+            </w:r>
+            <w:r>
+              <w:rPr>
+                <w:b w:val="0"/>
+                <w:sz w:val="17"/>
+              </w:rPr>
+              <w:t>They are different businesses and would confuse investors</w:t>
+            </w:r>
+          </w:p>
+        </w:tc>
+      </w:tr>
+    </w:tbl>
+    <w:p/>
+    <w:p>
+      <w:pPr>
+        <w:pStyle w:val="Heading2"/>
+      </w:pPr>
+      <w:r>
+        <w:t>How to label things</w:t>
+      </w:r>
+    </w:p>
+    <w:tbl>
+      <w:tblPr>
+        <w:tblStyle w:val="LightGrid-Accent1"/>
+        <w:tblW w:type="auto" w:w="0"/>
+        <w:tblLook w:firstColumn="1" w:firstRow="1" w:lastColumn="0" w:lastRow="0" w:noHBand="0" w:noVBand="1" w:val="04A0"/>
+      </w:tblPr>
+      <w:tblGrid>
+        <w:gridCol w:w="4824"/>
+        <w:gridCol w:w="4824"/>
+      </w:tblGrid>
+      <w:tr>
+        <w:tc>
+          <w:tcPr>
+            <w:tcW w:type="dxa" w:w="4824"/>
+          </w:tcPr>
+          <w:p>
+            <w:r>
+              <w:rPr>
+                <w:b/>
+                <w:sz w:val="17"/>
+              </w:rPr>
+            </w:r>
+            <w:r>
+              <w:rPr>
+                <w:b/>
+                <w:sz w:val="17"/>
+              </w:rPr>
+              <w:t>Label</w:t>
+            </w:r>
+          </w:p>
+        </w:tc>
+        <w:tc>
+          <w:tcPr>
+            <w:tcW w:type="dxa" w:w="4824"/>
+          </w:tcPr>
+          <w:p>
+            <w:r>
+              <w:rPr>
+                <w:b/>
+                <w:sz w:val="17"/>
+              </w:rPr>
+            </w:r>
+            <w:r>
+              <w:rPr>
+                <w:b/>
+                <w:sz w:val="17"/>
+              </w:rPr>
+              <w:t>Means</w:t>
+            </w:r>
+          </w:p>
+        </w:tc>
+      </w:tr>
+      <w:tr>
+        <w:tc>
+          <w:tcPr>
+            <w:tcW w:type="dxa" w:w="4824"/>
+          </w:tcPr>
+          <w:p>
+            <w:r>
+              <w:rPr>
+                <w:b w:val="0"/>
+                <w:sz w:val="17"/>
+              </w:rPr>
+            </w:r>
+            <w:r>
+              <w:rPr>
+                <w:b w:val="0"/>
+                <w:sz w:val="17"/>
+              </w:rPr>
+              <w:t>VERIFIED</w:t>
+            </w:r>
+          </w:p>
+        </w:tc>
+        <w:tc>
+          <w:tcPr>
+            <w:tcW w:type="dxa" w:w="4824"/>
+          </w:tcPr>
+          <w:p>
+            <w:r>
+              <w:rPr>
+                <w:b w:val="0"/>
+                <w:sz w:val="17"/>
+              </w:rPr>
+            </w:r>
+            <w:r>
+              <w:rPr>
+                <w:b w:val="0"/>
+                <w:sz w:val="17"/>
+              </w:rPr>
+              <w:t>Somebody checked it and has the source</w:t>
+            </w:r>
+          </w:p>
+        </w:tc>
+      </w:tr>
+      <w:tr>
+        <w:tc>
+          <w:tcPr>
+            <w:tcW w:type="dxa" w:w="4824"/>
+          </w:tcPr>
+          <w:p>
+            <w:r>
+              <w:rPr>
+                <w:b w:val="0"/>
+                <w:sz w:val="17"/>
+              </w:rPr>
+            </w:r>
+            <w:r>
+              <w:rPr>
+                <w:b w:val="0"/>
+                <w:sz w:val="17"/>
+              </w:rPr>
+              <w:t>KNOWN</w:t>
+            </w:r>
+          </w:p>
+        </w:tc>
+        <w:tc>
+          <w:tcPr>
+            <w:tcW w:type="dxa" w:w="4824"/>
+          </w:tcPr>
+          <w:p>
+            <w:r>
+              <w:rPr>
+                <w:b w:val="0"/>
+                <w:sz w:val="17"/>
+              </w:rPr>
+            </w:r>
+            <w:r>
+              <w:rPr>
+                <w:b w:val="0"/>
+                <w:sz w:val="17"/>
+              </w:rPr>
+              <w:t>Established fact, not in dispute</w:t>
+            </w:r>
+          </w:p>
+        </w:tc>
+      </w:tr>
+      <w:tr>
+        <w:tc>
+          <w:tcPr>
+            <w:tcW w:type="dxa" w:w="4824"/>
+          </w:tcPr>
+          <w:p>
+            <w:r>
+              <w:rPr>
+                <w:b w:val="0"/>
+                <w:sz w:val="17"/>
+              </w:rPr>
+            </w:r>
+            <w:r>
+              <w:rPr>
+                <w:b w:val="0"/>
+                <w:sz w:val="17"/>
+              </w:rPr>
+              <w:t>ASSUMPTION</w:t>
+            </w:r>
+          </w:p>
+        </w:tc>
+        <w:tc>
+          <w:tcPr>
+            <w:tcW w:type="dxa" w:w="4824"/>
+          </w:tcPr>
+          <w:p>
+            <w:r>
+              <w:rPr>
+                <w:b w:val="0"/>
+                <w:sz w:val="17"/>
+              </w:rPr>
+            </w:r>
+            <w:r>
+              <w:rPr>
+                <w:b w:val="0"/>
+                <w:sz w:val="17"/>
+              </w:rPr>
+              <w:t>We chose to believe this to move forward</w:t>
+            </w:r>
+          </w:p>
+        </w:tc>
+      </w:tr>
+      <w:tr>
+        <w:tc>
+          <w:tcPr>
+            <w:tcW w:type="dxa" w:w="4824"/>
+          </w:tcPr>
+          <w:p>
+            <w:r>
+              <w:rPr>
+                <w:b w:val="0"/>
+                <w:sz w:val="17"/>
+              </w:rPr>
+            </w:r>
+            <w:r>
+              <w:rPr>
+                <w:b w:val="0"/>
+                <w:sz w:val="17"/>
+              </w:rPr>
+              <w:t>ESTIMATE</w:t>
+            </w:r>
+          </w:p>
+        </w:tc>
+        <w:tc>
+          <w:tcPr>
+            <w:tcW w:type="dxa" w:w="4824"/>
+          </w:tcPr>
+          <w:p>
+            <w:r>
+              <w:rPr>
+                <w:b w:val="0"/>
+                <w:sz w:val="17"/>
+              </w:rPr>
+            </w:r>
+            <w:r>
+              <w:rPr>
+                <w:b w:val="0"/>
+                <w:sz w:val="17"/>
+              </w:rPr>
+              <w:t>Our best guess at a number</w:t>
+            </w:r>
+          </w:p>
+        </w:tc>
+      </w:tr>
+      <w:tr>
+        <w:tc>
+          <w:tcPr>
+            <w:tcW w:type="dxa" w:w="4824"/>
+          </w:tcPr>
+          <w:p>
+            <w:r>
+              <w:rPr>
+                <w:b w:val="0"/>
+                <w:sz w:val="17"/>
+              </w:rPr>
+            </w:r>
+            <w:r>
+              <w:rPr>
+                <w:b w:val="0"/>
+                <w:sz w:val="17"/>
+              </w:rPr>
+              <w:t>TO VALIDATE</w:t>
+            </w:r>
+          </w:p>
+        </w:tc>
+        <w:tc>
+          <w:tcPr>
+            <w:tcW w:type="dxa" w:w="4824"/>
+          </w:tcPr>
+          <w:p>
+            <w:r>
+              <w:rPr>
+                <w:b w:val="0"/>
+                <w:sz w:val="17"/>
+              </w:rPr>
+            </w:r>
+            <w:r>
+              <w:rPr>
+                <w:b w:val="0"/>
+                <w:sz w:val="17"/>
+              </w:rPr>
+              <w:t>Must be checked before you rely on it</w:t>
+            </w:r>
+          </w:p>
+        </w:tc>
+      </w:tr>
+      <w:tr>
+        <w:tc>
+          <w:tcPr>
+            <w:tcW w:type="dxa" w:w="4824"/>
+          </w:tcPr>
+          <w:p>
+            <w:r>
+              <w:rPr>
+                <w:b w:val="0"/>
+                <w:sz w:val="17"/>
+              </w:rPr>
+            </w:r>
+            <w:r>
+              <w:rPr>
+                <w:b w:val="0"/>
+                <w:sz w:val="17"/>
+              </w:rPr>
+              <w:t>PROPOSED</w:t>
+            </w:r>
+          </w:p>
+        </w:tc>
+        <w:tc>
+          <w:tcPr>
+            <w:tcW w:type="dxa" w:w="4824"/>
+          </w:tcPr>
+          <w:p>
+            <w:r>
+              <w:rPr>
+                <w:b w:val="0"/>
+                <w:sz w:val="17"/>
+              </w:rPr>
+            </w:r>
+            <w:r>
+              <w:rPr>
+                <w:b w:val="0"/>
+                <w:sz w:val="17"/>
+              </w:rPr>
+              <w:t>An idea we are putting forward, not a decision</w:t>
+            </w:r>
+          </w:p>
+        </w:tc>
+      </w:tr>
+      <w:tr>
+        <w:tc>
+          <w:tcPr>
+            <w:tcW w:type="dxa" w:w="4824"/>
+          </w:tcPr>
+          <w:p>
+            <w:r>
+              <w:rPr>
+                <w:b w:val="0"/>
+                <w:sz w:val="17"/>
+              </w:rPr>
+            </w:r>
+            <w:r>
+              <w:rPr>
+                <w:b w:val="0"/>
+                <w:sz w:val="17"/>
+              </w:rPr>
+              <w:t>NOT PUBLICLY AVAILABLE</w:t>
+            </w:r>
+          </w:p>
+        </w:tc>
+        <w:tc>
+          <w:tcPr>
+            <w:tcW w:type="dxa" w:w="4824"/>
+          </w:tcPr>
+          <w:p>
+            <w:r>
+              <w:rPr>
+                <w:b w:val="0"/>
+                <w:sz w:val="17"/>
+              </w:rPr>
+            </w:r>
+            <w:r>
+              <w:rPr>
+                <w:b w:val="0"/>
+                <w:sz w:val="17"/>
+              </w:rPr>
+              <w:t>We looked and could not find it. We did not guess</w:t>
+            </w:r>
+          </w:p>
+        </w:tc>
+      </w:tr>
+    </w:tbl>
+    <w:p/>
+    <w:p>
+      <w:pPr>
+        <w:pStyle w:val="Heading2"/>
+      </w:pPr>
+      <w:r>
+        <w:t>Five things never to say</w:t>
       </w:r>
     </w:p>
     <w:p>
@@ -190,22 +2608,7 @@
         <w:pStyle w:val="ListNumber"/>
       </w:pPr>
       <w:r>
-        <w:rPr>
-          <w:b/>
-        </w:rPr>
-        <w:t>"Black Maternal health" deck</w:t>
-      </w:r>
-      <w:r>
-        <w:t xml:space="preserve"> (Google Slides + PPTX, Oct/Nov 2025, 13 slides), titled "MATERNA-LINK: Multimodal AI for Predicting and Preventing Maternal Complications". Concept: combine clinical data (BP, HR, urine protein, labs), voice/emotional biomarkers (diaries, consultations) and social/demographic data to produce a "Maternal Instability Score (MIS)" that "predicts pre-eclampsia, sepsis, haemorrhage, thromboembolism" and alerts a clinician dashboard. Proposed stack: Python, XGBoost, Librosa/OpenSMILE, TensorFlow/PyTorch, Hugging Face BERT, Streamlit/Dash, Fairlearn. States "Expand to multiple NHS trusts" as a future goal. Cites "Black women are 3x more likely to die during childbirth in the UK" (this is broadly consistent with MBRRACE-UK reporting but must be cited to the current MBRRACE-UK report before external use). </w:t>
-      </w:r>
-      <w:r>
-        <w:rPr>
-          <w:b/>
-        </w:rPr>
-        <w:t>No data, no model, no validation, no clinical partner, no ethics approval is evidenced.</w:t>
-      </w:r>
-      <w:r>
-        <w:t xml:space="preserve"> (VERIFIED as a concept deck only)</w:t>
+        <w:t>"NHS approved" or "approved by the NHS."</w:t>
       </w:r>
     </w:p>
     <w:p>
@@ -213,40 +2616,7 @@
         <w:pStyle w:val="ListNumber"/>
       </w:pPr>
       <w:r>
-        <w:rPr>
-          <w:b/>
-        </w:rPr>
-        <w:t>Ekiti State (Nigeria) Ministry of Health proposal</w:t>
-      </w:r>
-      <w:r>
-        <w:t xml:space="preserve">, sent by </w:t>
-      </w:r>
-      <w:r>
-        <w:rPr>
-          <w:b/>
-        </w:rPr>
-        <w:t>David Agunede, signing as "Founder &amp; Chief Executive Officer, Maternal Link"</w:t>
-      </w:r>
-      <w:r>
-        <w:t xml:space="preserve"> (davidagunede1@hotmail.co.uk) on 18 March 2026 following a meeting the previous Thursday; re-forwarded to the founder on 6 Sept 2026. Attachments: "Maternal Link Ekiti state.pptx", "Maternal_Link_Nigeria_Government_Proposal.pptx", "Charge sheet.docx", "MATERNAL LINK Nego sheet.odt", a "Lang Switcher" demo video. Proposed commercial structure: Phase 1 pilot 15,000 women (£4,500,000); Phase 2 30,000 women (£9,000,000); full state 120,000 women (£36,000,000); i.e. </w:t>
-      </w:r>
-      <w:r>
-        <w:rPr>
-          <w:b/>
-        </w:rPr>
-        <w:t>£300 per woman per year</w:t>
-      </w:r>
-      <w:r>
-        <w:t xml:space="preserve"> ("roughly $1 per day per mother"). Claims made in the email: target uptime 99.5–99.9%, offline-first architecture, cloud backups. Outcome of the proposal: </w:t>
-      </w:r>
-      <w:r>
-        <w:rPr>
-          <w:b/>
-        </w:rPr>
-        <w:t>unknown / no evidence of acceptance, contract or payment.</w:t>
-      </w:r>
-      <w:r>
-        <w:t xml:space="preserve"> (VERIFIED as a proposal only)</w:t>
+        <w:t>"Clinically validated" or "clinically proven."</w:t>
       </w:r>
     </w:p>
     <w:p>
@@ -254,13 +2624,7 @@
         <w:pStyle w:val="ListNumber"/>
       </w:pPr>
       <w:r>
-        <w:rPr>
-          <w:b/>
-        </w:rPr>
-        <w:t>Live prototype dashboard</w:t>
-      </w:r>
-      <w:r>
-        <w:t xml:space="preserve"> at https://maternal-health-psi.vercel.app/ ("Maternal-link-dashboard"), with an "operator access" registration flow; shared with the founder on 6 Sept 2026. Could not be opened from this environment; treat as an early prototype of unknown maturity, hosting, security and data handling. (VERIFIED that it exists; contents TO VALIDATE)</w:t>
+        <w:t>"CE marked", "UKCA marked" or "registered with the MHRA."</w:t>
       </w:r>
     </w:p>
     <w:p>
@@ -268,15 +2632,28 @@
         <w:pStyle w:val="ListNumber"/>
       </w:pPr>
       <w:r>
-        <w:t>An "Investors PPT" (Oct 2025) exists from David Agunede — content not reviewed here beyond the "Black Maternal health" deck it forwarded.</w:t>
+        <w:t>"Our government partner" or the name of any ministry as a partner.</w:t>
       </w:r>
     </w:p>
     <w:p>
       <w:pPr>
-        <w:pStyle w:val="Heading3"/>
+        <w:pStyle w:val="ListNumber"/>
       </w:pPr>
       <w:r>
-        <w:t>Ownership and structure — CRITICAL GAP</w:t>
+        <w:t>"Reduces maternal deaths" or any claim about medical outcomes.</w:t>
+      </w:r>
+    </w:p>
+    <w:p>
+      <w:r>
+        <w:t>Instead say: designed to support, intended to, we aim to, subject to testing, proposed, in development.</w:t>
+      </w:r>
+    </w:p>
+    <w:p>
+      <w:pPr>
+        <w:pStyle w:val="Heading2"/>
+      </w:pPr>
+      <w:r>
+        <w:t>Two rules for the investor and partner lists</w:t>
       </w:r>
     </w:p>
     <w:p>
@@ -284,16 +2661,7 @@
         <w:pStyle w:val="ListBullet"/>
       </w:pPr>
       <w:r>
-        <w:t xml:space="preserve">David Agunede presents himself as Founder &amp; CEO of "Maternal Link". Vytalix's brief describes MaternaLink as Vytalix's first product. </w:t>
-      </w:r>
-      <w:r>
-        <w:rPr>
-          <w:b/>
-        </w:rPr>
-        <w:t>The legal relationship between Vytalix, the founder, David Agunede and the MaternaLink IP (code, brand, proposals, prototype) is undocumented.</w:t>
-      </w:r>
-      <w:r>
-        <w:t xml:space="preserve"> No shareholders' agreement, IP assignment, licence, JV or partnership agreement was found. Until resolved, Vytalix cannot truthfully tell investors it owns MaternaLink. (VERIFIED gap)</w:t>
+        <w:t>A phone number appears only if it was found in a public source, with that source recorded. Otherwise the entry says "not publicly available". No number is ever guessed.</w:t>
       </w:r>
     </w:p>
     <w:p>
@@ -301,456 +2669,7 @@
         <w:pStyle w:val="ListBullet"/>
       </w:pPr>
       <w:r>
-        <w:t>No evidence found of: a registered company for Vytalix, a website/domain, a trademark, a bank account, employees, contracts, revenue, customers, grants, NHS or government partnerships, clinical partners, ethics approvals, regulatory classification, data-protection registration (ICO), or insurance. Everything is pre-formation. (VERIFIED absence in the materials reviewed; the founder may hold items not shared)</w:t>
-      </w:r>
-    </w:p>
-    <w:p>
-      <w:pPr>
-        <w:pStyle w:val="Heading3"/>
-      </w:pPr>
-      <w:r>
-        <w:t>Competitive fact that changes the Ekiti/Nigeria strategy</w:t>
-      </w:r>
-    </w:p>
-    <w:p>
-      <w:pPr>
-        <w:pStyle w:val="ListBullet"/>
-      </w:pPr>
-      <w:r>
-        <w:t xml:space="preserve">Ekiti State already runs a maternal digital-health programme: </w:t>
-      </w:r>
-      <w:r>
-        <w:rPr>
-          <w:b/>
-        </w:rPr>
-        <w:t>mDoc's "Digital Mom Project"</w:t>
-      </w:r>
-      <w:r>
-        <w:t xml:space="preserve"> (CompleteHealth™ platform + NaviHealth AI), funded by </w:t>
-      </w:r>
-      <w:r>
-        <w:rPr>
-          <w:b/>
-        </w:rPr>
-        <w:t>MSD for Mothers</w:t>
-      </w:r>
-      <w:r>
-        <w:t xml:space="preserve">, launched in Lagos on 10 Nov 2023 and extended to Ekiti; ~24,000 women onboarded and 500+ providers trained in Ekiti as of January 2026. mDoc also works with the Lagos State Ministry of Health. Source: Nigeria Health Watch (2026), Vanguard (Nov 2023), mDoc blog. </w:t>
-      </w:r>
-      <w:r>
-        <w:rPr>
-          <w:b/>
-        </w:rPr>
-        <w:t>MaternaLink's Ekiti proposal is therefore entering a state with an incumbent, funded programme.</w:t>
-      </w:r>
-      <w:r>
-        <w:t xml:space="preserve"> (VERIFIED via public reporting)</w:t>
-      </w:r>
-    </w:p>
-    <w:p>
-      <w:pPr>
-        <w:pStyle w:val="Heading3"/>
-      </w:pPr>
-      <w:r>
-        <w:t>Additions 8 September 2026 (VERIFIED from founder-supplied files)</w:t>
-      </w:r>
-    </w:p>
-    <w:p>
-      <w:pPr>
-        <w:pStyle w:val="ListBullet"/>
-      </w:pPr>
-      <w:r>
-        <w:rPr>
-          <w:b/>
-        </w:rPr>
-        <w:t>Logo exists</w:t>
-      </w:r>
-      <w:r>
-        <w:t xml:space="preserve">: heart-and-circuit mark, "Vytalix" wordmark, "Technology for Life" strapline, deep blue #153892. Files in </w:t>
-      </w:r>
-      <w:r>
-        <w:rPr>
-          <w:rFonts w:ascii="Consolas" w:hAnsi="Consolas"/>
-          <w:sz w:val="18"/>
-        </w:rPr>
-        <w:t>website/assets/img/</w:t>
-      </w:r>
-      <w:r>
-        <w:t>.</w:t>
-      </w:r>
-    </w:p>
-    <w:p>
-      <w:pPr>
-        <w:pStyle w:val="ListBullet"/>
-      </w:pPr>
-      <w:r>
-        <w:rPr>
-          <w:b/>
-        </w:rPr>
-        <w:t>Prototype contents</w:t>
-      </w:r>
-      <w:r>
-        <w:t xml:space="preserve"> (from a 101-second screen recording of https://maternal-health-psi.vercel.app): landing page in English and French ("Offline-first maternal and newborn monitoring for public health systems"; "Request a pilot"); operator login; dashboard with Patients (mothers with nested newborns, LOW/HIGH badges), Alert queue (HIGH/MEDIUM, assign, mark contacted), patient record with Overview (maternal summary, newborns, vitals, blood-pressure chart, risk events), Timeline (rule-based risk evaluations with reasons such as BP_HIGH and </w:t>
-      </w:r>
-      <w:r>
-        <w:rPr>
-          <w:b/>
-        </w:rPr>
-        <w:t>suggested clinical actions</w:t>
-      </w:r>
-      <w:r>
-        <w:t>), Notes, Voice diaries (upload), CSV/PDF export; an Admin tab in one version. Test records include photographs of identifiable people. The product is branded "MaternalLink" / "Maternal Link" in the prototype.</w:t>
-      </w:r>
-    </w:p>
-    <w:p>
-      <w:pPr>
-        <w:pStyle w:val="ListBullet"/>
-      </w:pPr>
-      <w:r>
-        <w:rPr>
-          <w:b/>
-        </w:rPr>
-        <w:t>Innovation Provisional Proposal</w:t>
-      </w:r>
-      <w:r>
-        <w:t xml:space="preserve"> (founder document): umbrella innovation group; mission "to enhance health and social care outcomes by leveraging technology and AI"; objectives: innovation development, AI integration, knowledge bridging, capacity building, policy and standards support.</w:t>
-      </w:r>
-    </w:p>
-    <w:p>
-      <w:pPr>
-        <w:pStyle w:val="ListBullet"/>
-      </w:pPr>
-      <w:r>
-        <w:rPr>
-          <w:b/>
-        </w:rPr>
-        <w:t>Expanded scope proposed by the founder</w:t>
-      </w:r>
-      <w:r>
-        <w:t xml:space="preserve">: an operating system, an overseas doctor-placement agency, sponsorship for African hospitals, hospital property and build. Scored in </w:t>
-      </w:r>
-      <w:r>
-        <w:rPr>
-          <w:rFonts w:ascii="Consolas" w:hAnsi="Consolas"/>
-          <w:sz w:val="18"/>
-        </w:rPr>
-        <w:t>docs/22_UPDATE_LOG_2026-09-08.md</w:t>
-      </w:r>
-      <w:r>
-        <w:t>; not adopted as divisions.</w:t>
-      </w:r>
-    </w:p>
-    <w:p>
-      <w:pPr>
-        <w:pStyle w:val="ListBullet"/>
-      </w:pPr>
-      <w:r>
-        <w:rPr>
-          <w:b/>
-        </w:rPr>
-        <w:t>MaternaLink feature ideas from the founder</w:t>
-      </w:r>
-      <w:r>
-        <w:t xml:space="preserve">: Maternity Watch issued at week 16 and returned after postnatal discharge; e-care patient database; maternity triage / maternity A&amp;E; shorter appointments; voice tracing of baby movements; daily questionnaire; partner quizzes; symptom logging (itching hands and feet, vomiting); blood-glucose input for diabetes; hospitals replacing or integrating existing systems. Mapped in </w:t>
-      </w:r>
-      <w:r>
-        <w:rPr>
-          <w:rFonts w:ascii="Consolas" w:hAnsi="Consolas"/>
-          <w:sz w:val="18"/>
-        </w:rPr>
-        <w:t>product/MATERNALINK_FEATURE_ADDENDUM.md</w:t>
-      </w:r>
-      <w:r>
-        <w:t>.</w:t>
-      </w:r>
-    </w:p>
-    <w:p>
-      <w:pPr>
-        <w:pStyle w:val="Heading2"/>
-      </w:pPr>
-      <w:r>
-        <w:t>2. What is NOT known (must be asked or validated)</w:t>
-      </w:r>
-    </w:p>
-    <w:p>
-      <w:pPr>
-        <w:pStyle w:val="ListBullet"/>
-      </w:pPr>
-      <w:r>
-        <w:t>Whether Vytalix is incorporated, where, and who the shareholders are.</w:t>
-      </w:r>
-    </w:p>
-    <w:p>
-      <w:pPr>
-        <w:pStyle w:val="ListBullet"/>
-      </w:pPr>
-      <w:r>
-        <w:t>The founder's exact role, time commitment, capital available, and personal domain expertise (clinical? commercial? technical?).</w:t>
-      </w:r>
-    </w:p>
-    <w:p>
-      <w:pPr>
-        <w:pStyle w:val="ListBullet"/>
-      </w:pPr>
-      <w:r>
-        <w:t>The agreement (if any) between the founder and David Agunede.</w:t>
-      </w:r>
-    </w:p>
-    <w:p>
-      <w:pPr>
-        <w:pStyle w:val="ListBullet"/>
-      </w:pPr>
-      <w:r>
-        <w:t>Who wrote the code for the Vercel dashboard and who owns it; what data (if any) it holds; whether real patient data has ever been entered.</w:t>
-      </w:r>
-    </w:p>
-    <w:p>
-      <w:pPr>
-        <w:pStyle w:val="ListBullet"/>
-      </w:pPr>
-      <w:r>
-        <w:t>Whether the Ekiti proposal is live, dead or in negotiation; whether any other government has been approached.</w:t>
-      </w:r>
-    </w:p>
-    <w:p>
-      <w:pPr>
-        <w:pStyle w:val="ListBullet"/>
-      </w:pPr>
-      <w:r>
-        <w:t>Any letters of intent, pilots, advisors, clinicians or institutions attached to MaternaLink.</w:t>
-      </w:r>
-    </w:p>
-    <w:p>
-      <w:pPr>
-        <w:pStyle w:val="Heading2"/>
-      </w:pPr>
-      <w:r>
-        <w:t>3. Working decisions taken in this build (ASSUMPTIONS, stated so they can be overturned)</w:t>
-      </w:r>
-    </w:p>
-    <w:p>
-      <w:pPr>
-        <w:pStyle w:val="ListBullet"/>
-      </w:pPr>
-      <w:r>
-        <w:t xml:space="preserve">A1. Trading name: </w:t>
-      </w:r>
-      <w:r>
-        <w:rPr>
-          <w:b/>
-        </w:rPr>
-        <w:t>Vytalix</w:t>
-      </w:r>
-      <w:r>
-        <w:t xml:space="preserve"> (per the founder's brief). Legal entity name TO VALIDATE; recommendation is "Vytalix Group Ltd" (or "Vytalix Health Technologies Ltd") registered in England &amp; Wales, subject to name/trademark clearance. The repository name "Vitalyx" should be treated as a typo to fix.</w:t>
-      </w:r>
-    </w:p>
-    <w:p>
-      <w:pPr>
-        <w:pStyle w:val="ListBullet"/>
-      </w:pPr>
-      <w:r>
-        <w:t>A2. Home market: United Kingdom. Second market: Nigeria (via existing government conversations) and one further African market to be scored. Vytalix is UK-domiciled and GBP-reporting.</w:t>
-      </w:r>
-    </w:p>
-    <w:p>
-      <w:pPr>
-        <w:pStyle w:val="ListBullet"/>
-      </w:pPr>
-      <w:r>
-        <w:t xml:space="preserve">A3. Stage: </w:t>
-      </w:r>
-      <w:r>
-        <w:rPr>
-          <w:b/>
-        </w:rPr>
-        <w:t>pre-seed / pre-formation</w:t>
-      </w:r>
-      <w:r>
-        <w:t>. No revenue. No product in production. Everything in this repository is a build plan and asset set, not a record of achievement.</w:t>
-      </w:r>
-    </w:p>
-    <w:p>
-      <w:pPr>
-        <w:pStyle w:val="ListBullet"/>
-      </w:pPr>
-      <w:r>
-        <w:t xml:space="preserve">A4. MaternaLink product positioning is </w:t>
-      </w:r>
-      <w:r>
-        <w:rPr>
-          <w:b/>
-        </w:rPr>
-        <w:t>re-based</w:t>
-      </w:r>
-      <w:r>
-        <w:t xml:space="preserve"> for credibility and regulatory safety: v1 is a maternal care-coordination, communication, education and monitoring-support platform (non-diagnostic; no automated clinical risk prediction). The multimodal AI "Maternal Instability Score" from the 2025 deck is retained as a </w:t>
-      </w:r>
-      <w:r>
-        <w:rPr>
-          <w:b/>
-        </w:rPr>
-        <w:t>research and development track (v3+)</w:t>
-      </w:r>
-      <w:r>
-        <w:t xml:space="preserve"> that requires data partnerships, ethics approval, clinical validation and a UK MDR / MHRA software-as-a-medical-device (SaMD) pathway before any clinical claim. This re-basing is a recommendation, not a fact about the current prototype.</w:t>
-      </w:r>
-    </w:p>
-    <w:p>
-      <w:pPr>
-        <w:pStyle w:val="ListBullet"/>
-      </w:pPr>
-      <w:r>
-        <w:t>A5. Pricing in the Ekiti proposal (£300/woman/year) is treated as an UNVALIDATED ESTIMATE from a proposal, not a market price. Comparable programmes (e.g. donor-funded mDoc) suggest government willingness to pay at that level is TO VALIDATE.</w:t>
-      </w:r>
-    </w:p>
-    <w:p>
-      <w:pPr>
-        <w:pStyle w:val="ListBullet"/>
-      </w:pPr>
-      <w:r>
-        <w:t xml:space="preserve">A6. First revenue is most likely to come from </w:t>
-      </w:r>
-      <w:r>
-        <w:rPr>
-          <w:b/>
-        </w:rPr>
-        <w:t>Advisory/Consulting</w:t>
-      </w:r>
-      <w:r>
-        <w:t xml:space="preserve"> (founder-led services) rather than from MaternaLink. MaternaLink is the venture/equity story; services are the cash story.</w:t>
-      </w:r>
-    </w:p>
-    <w:p>
-      <w:pPr>
-        <w:pStyle w:val="ListBullet"/>
-      </w:pPr>
-      <w:r>
-        <w:t>A7. Funding path: bootstrapped services + grants (Innovate UK, NIHR i4i where eligible, SBRI Healthcare, Wellcome, Grand Challenges) → angels/SEIS-EIS pre-seed → impact/health-tech seed. SEIS/EIS advance assurance is a priority action once incorporated (TO VALIDATE eligibility).</w:t>
-      </w:r>
-    </w:p>
-    <w:p>
-      <w:pPr>
-        <w:pStyle w:val="ListBullet"/>
-      </w:pPr>
-      <w:r>
-        <w:t>A8. No numbers in this repository are actuals. All financials are scenarios built from stated assumptions.</w:t>
-      </w:r>
-    </w:p>
-    <w:p>
-      <w:pPr>
-        <w:pStyle w:val="ListBullet"/>
-      </w:pPr>
-      <w:r>
-        <w:t xml:space="preserve">A9. Product name is </w:t>
-      </w:r>
-      <w:r>
-        <w:rPr>
-          <w:b/>
-        </w:rPr>
-        <w:t>MaternaLink</w:t>
-      </w:r>
-      <w:r>
-        <w:t xml:space="preserve"> (one "l") everywhere; the prototype's "MaternalLink" spelling is treated as legacy. Trademark search covers both.</w:t>
-      </w:r>
-    </w:p>
-    <w:p>
-      <w:pPr>
-        <w:pStyle w:val="ListBullet"/>
-      </w:pPr>
-      <w:r>
-        <w:t xml:space="preserve">A10. The prototype's risk engine and suggested clinical actions are treated as </w:t>
-      </w:r>
-      <w:r>
-        <w:rPr>
-          <w:b/>
-        </w:rPr>
-        <w:t>programme-configured rules under the provider's clinical governance</w:t>
-      </w:r>
-      <w:r>
-        <w:t xml:space="preserve"> pending a regulatory opinion; Vytalix does not ship pre-configured clinical rules or claim decision support until a pathway is documented.</w:t>
-      </w:r>
-    </w:p>
-    <w:p>
-      <w:pPr>
-        <w:pStyle w:val="ListBullet"/>
-      </w:pPr>
-      <w:r>
-        <w:t xml:space="preserve">A11. The Maternity Watch is pursued only as an </w:t>
-      </w:r>
-      <w:r>
-        <w:rPr>
-          <w:b/>
-        </w:rPr>
-        <w:t>integration of a certified third-party wearable</w:t>
-      </w:r>
-      <w:r>
-        <w:t>, never as a Vytalix-manufactured device, and only after v1 software is live.</w:t>
-      </w:r>
-    </w:p>
-    <w:p>
-      <w:pPr>
-        <w:pStyle w:val="ListBullet"/>
-      </w:pPr>
-      <w:r>
-        <w:t xml:space="preserve">A12. Doctor placement, hospital sponsorship and hospital property are </w:t>
-      </w:r>
-      <w:r>
-        <w:rPr>
-          <w:b/>
-        </w:rPr>
-        <w:t>out of scope for the Vytalix health-tech entity</w:t>
-      </w:r>
-      <w:r>
-        <w:t>; sponsorship and partnership strategy may be sold as an Advisory service; property belongs with the founder's separate property venture if ever pursued.</w:t>
-      </w:r>
-    </w:p>
-    <w:p>
-      <w:pPr>
-        <w:pStyle w:val="Heading2"/>
-      </w:pPr>
-      <w:r>
-        <w:t>4. Language rules for every document</w:t>
-      </w:r>
-    </w:p>
-    <w:p>
-      <w:pPr>
-        <w:pStyle w:val="ListBullet"/>
-      </w:pPr>
-      <w:r>
-        <w:t>Say "MaternaLink (in development)" — never "MaternaLink, our proven platform".</w:t>
-      </w:r>
-    </w:p>
-    <w:p>
-      <w:pPr>
-        <w:pStyle w:val="ListBullet"/>
-      </w:pPr>
-      <w:r>
-        <w:t>Never say NHS-approved, clinically validated, CE/UKCA-marked, MHRA-registered, government partner, or "reduces maternal mortality" as a claim about MaternaLink.</w:t>
-      </w:r>
-    </w:p>
-    <w:p>
-      <w:pPr>
-        <w:pStyle w:val="ListBullet"/>
-      </w:pPr>
-      <w:r>
-        <w:t>Allowed: "designed to support", "intended to", "we aim to", "subject to validation", "proposed".</w:t>
-      </w:r>
-    </w:p>
-    <w:p>
-      <w:pPr>
-        <w:pStyle w:val="ListBullet"/>
-      </w:pPr>
-      <w:r>
-        <w:t>Investor CRM: only real, publicly identifiable investors; phone numbers only when found in a public source during research, with the source URL and date; otherwise "PHONE NOT PUBLICLY AVAILABLE". Never invent emails: use only addresses found in public sources, otherwise "NOT PUBLICLY AVAILABLE".</w:t>
-      </w:r>
-    </w:p>
-    <w:p>
-      <w:pPr>
-        <w:pStyle w:val="ListBullet"/>
-      </w:pPr>
-      <w:r>
-        <w:t>Distinguish KNOWN / ASSUMPTION / ESTIMATE / TO VALIDATE / PROPOSED / VERIFIED / NOT PUBLICLY AVAILABLE throughout.</w:t>
+        <w:t>An email address appears only if it is published on the organisation's own website. Nobody's address is constructed from a name.</w:t>
       </w:r>
     </w:p>
     <w:sectPr>
